--- a/docs/System_Design_Draft.docx
+++ b/docs/System_Design_Draft.docx
@@ -24,7 +24,26 @@
           <w:rtl w:val="0"/>
           <w:lang w:val="en-US"/>
         </w:rPr>
-        <w:t>System Design and Requirements Specification (Draft)</w:t>
+        <w:t>System Design and Requirements Specification (Draft v</w:t>
+      </w:r>
+      <w:r>
+        <w:rPr>
+          <w:rFonts w:ascii="Times New Roman" w:hAnsi="Times New Roman"/>
+          <w:b w:val="1"/>
+          <w:bCs w:val="1"/>
+          <w:rtl w:val="0"/>
+          <w:lang w:val="en-US"/>
+        </w:rPr>
+        <w:t>3</w:t>
+      </w:r>
+      <w:r>
+        <w:rPr>
+          <w:rFonts w:ascii="Times New Roman" w:hAnsi="Times New Roman"/>
+          <w:b w:val="1"/>
+          <w:bCs w:val="1"/>
+          <w:rtl w:val="0"/>
+        </w:rPr>
+        <w:t>)</w:t>
       </w:r>
     </w:p>
     <w:p>
@@ -115,36 +134,8 @@
           <w:rtl w:val="0"/>
           <w:lang w:val="en-US"/>
         </w:rPr>
-        <w:t xml:space="preserve"> To develop a serverless, data-driven decision support system that synchronizes analog caregiver logs with cloud-based machine learning analysis to monitor medication adherence and "ON/OFF" phenomena in Parkinson</w:t>
-      </w:r>
-      <w:r>
-        <w:rPr>
-          <w:rFonts w:ascii="Times New Roman" w:hAnsi="Times New Roman" w:hint="default"/>
-          <w:rtl w:val="1"/>
-        </w:rPr>
-        <w:t>’</w:t>
-      </w:r>
-      <w:r>
-        <w:rPr>
-          <w:rFonts w:ascii="Times New Roman" w:hAnsi="Times New Roman"/>
-          <w:rtl w:val="0"/>
-          <w:lang w:val="en-US"/>
-        </w:rPr>
-        <w:t>s Disease (PD) patients.</w:t>
-      </w:r>
-    </w:p>
-    <w:p>
-      <w:pPr>
-        <w:pStyle w:val="デフォルト"/>
-        <w:bidi w:val="0"/>
-        <w:spacing w:before="0" w:line="480" w:lineRule="auto"/>
-        <w:ind w:left="0" w:right="0" w:firstLine="0"/>
-        <w:jc w:val="left"/>
-        <w:rPr>
-          <w:rFonts w:ascii="Times New Roman" w:cs="Times New Roman" w:hAnsi="Times New Roman" w:eastAsia="Times New Roman"/>
-          <w:rtl w:val="0"/>
-        </w:rPr>
-      </w:pPr>
+        <w:t xml:space="preserve"> To develop a serverless, data-driven decision support system that synchronizes analog caregiver logs with cloud-based machine learning analysis.</w:t>
+      </w:r>
     </w:p>
     <w:p>
       <w:pPr>
@@ -168,7 +159,73 @@
           <w:rtl w:val="0"/>
           <w:lang w:val="en-US"/>
         </w:rPr>
-        <w:t>2. Infrastructure Specification (Current Progress)</w:t>
+        <w:t>2. Infrastructure Specification</w:t>
+      </w:r>
+      <w:r>
+        <w:rPr>
+          <w:rFonts w:ascii="Times New Roman" w:cs="Times New Roman" w:hAnsi="Times New Roman" w:eastAsia="Times New Roman"/>
+          <w:b w:val="1"/>
+          <w:bCs w:val="1"/>
+          <w:rtl w:val="0"/>
+        </w:rPr>
+        <w:drawing xmlns:a="http://schemas.openxmlformats.org/drawingml/2006/main">
+          <wp:anchor distT="152400" distB="152400" distL="152400" distR="152400" simplePos="0" relativeHeight="251659264" behindDoc="0" locked="0" layoutInCell="1" allowOverlap="1">
+            <wp:simplePos x="0" y="0"/>
+            <wp:positionH relativeFrom="margin">
+              <wp:posOffset>-6350</wp:posOffset>
+            </wp:positionH>
+            <wp:positionV relativeFrom="line">
+              <wp:posOffset>357082</wp:posOffset>
+            </wp:positionV>
+            <wp:extent cx="5918217" cy="3199386"/>
+            <wp:effectExtent l="0" t="0" r="0" b="0"/>
+            <wp:wrapThrough wrapText="bothSides" distL="152400" distR="152400">
+              <wp:wrapPolygon edited="1">
+                <wp:start x="0" y="0"/>
+                <wp:lineTo x="21600" y="0"/>
+                <wp:lineTo x="21600" y="21600"/>
+                <wp:lineTo x="0" y="21600"/>
+                <wp:lineTo x="0" y="0"/>
+              </wp:wrapPolygon>
+            </wp:wrapThrough>
+            <wp:docPr id="1073741825" name="officeArt object" descr="architecture_diagram.svg"/>
+            <wp:cNvGraphicFramePr/>
+            <a:graphic xmlns:a="http://schemas.openxmlformats.org/drawingml/2006/main">
+              <a:graphicData uri="http://schemas.openxmlformats.org/drawingml/2006/picture">
+                <pic:pic xmlns:pic="http://schemas.openxmlformats.org/drawingml/2006/picture">
+                  <pic:nvPicPr>
+                    <pic:cNvPr id="1073741825" name="architecture_diagram.svg" descr="architecture_diagram.svg"/>
+                    <pic:cNvPicPr>
+                      <a:picLocks noChangeAspect="1"/>
+                    </pic:cNvPicPr>
+                  </pic:nvPicPr>
+                  <pic:blipFill>
+                    <a:blip r:embed="rId4">
+                      <a:extLst/>
+                    </a:blip>
+                    <a:stretch>
+                      <a:fillRect/>
+                    </a:stretch>
+                  </pic:blipFill>
+                  <pic:spPr>
+                    <a:xfrm>
+                      <a:off x="0" y="0"/>
+                      <a:ext cx="5918217" cy="3199386"/>
+                    </a:xfrm>
+                    <a:prstGeom prst="rect">
+                      <a:avLst/>
+                    </a:prstGeom>
+                    <a:ln w="12700" cap="flat">
+                      <a:noFill/>
+                      <a:miter lim="400000"/>
+                    </a:ln>
+                    <a:effectLst/>
+                  </pic:spPr>
+                </pic:pic>
+              </a:graphicData>
+            </a:graphic>
+          </wp:anchor>
+        </w:drawing>
       </w:r>
     </w:p>
     <w:p>
@@ -245,6 +302,8 @@
         <w:jc w:val="left"/>
         <w:rPr>
           <w:rFonts w:ascii="Times New Roman" w:hAnsi="Times New Roman"/>
+          <w:b w:val="1"/>
+          <w:bCs w:val="1"/>
           <w:rtl w:val="0"/>
           <w:lang w:val="it-IT"/>
         </w:rPr>
@@ -262,10 +321,21 @@
       <w:r>
         <w:rPr>
           <w:rFonts w:ascii="Times New Roman" w:hAnsi="Times New Roman"/>
-          <w:rtl w:val="0"/>
-          <w:lang w:val="en-US"/>
-        </w:rPr>
-        <w:t xml:space="preserve"> Asia Pacific (Tokyo) ap-northeast-1</w:t>
+          <w:b w:val="0"/>
+          <w:bCs w:val="0"/>
+          <w:rtl w:val="0"/>
+        </w:rPr>
+        <w:t xml:space="preserve"> </w:t>
+      </w:r>
+      <w:r>
+        <w:rPr>
+          <w:rFonts w:ascii="Times New Roman" w:hAnsi="Times New Roman"/>
+          <w:b w:val="1"/>
+          <w:bCs w:val="1"/>
+          <w:rtl w:val="0"/>
+          <w:lang w:val="en-US"/>
+        </w:rPr>
+        <w:t>US East (N. Virginia) us-east-1</w:t>
       </w:r>
     </w:p>
     <w:p>
@@ -293,15 +363,33 @@
           <w:rtl w:val="0"/>
           <w:lang w:val="it-IT"/>
         </w:rPr>
-        <w:t>Rationale:</w:t>
-      </w:r>
-      <w:r>
-        <w:rPr>
-          <w:rFonts w:ascii="Times New Roman" w:hAnsi="Times New Roman"/>
-          <w:rtl w:val="0"/>
-          <w:lang w:val="en-US"/>
-        </w:rPr>
-        <w:t xml:space="preserve"> Selected for low-latency data ingestion and compliance with local data residency preferences for Japanese home-care settings.</w:t>
+        <w:t>Strategic Rationale:</w:t>
+      </w:r>
+      <w:r>
+        <w:rPr>
+          <w:rFonts w:ascii="Times New Roman" w:hAnsi="Times New Roman"/>
+          <w:rtl w:val="0"/>
+          <w:lang w:val="en-US"/>
+        </w:rPr>
+        <w:t xml:space="preserve"> This region was selected to ensure full compatibility with </w:t>
+      </w:r>
+      <w:r>
+        <w:rPr>
+          <w:rFonts w:ascii="Times New Roman" w:hAnsi="Times New Roman"/>
+          <w:b w:val="1"/>
+          <w:bCs w:val="1"/>
+          <w:rtl w:val="0"/>
+          <w:lang w:val="de-DE"/>
+        </w:rPr>
+        <w:t>Amazon Textract</w:t>
+      </w:r>
+      <w:r>
+        <w:rPr>
+          <w:rFonts w:ascii="Times New Roman" w:hAnsi="Times New Roman"/>
+          <w:rtl w:val="0"/>
+          <w:lang w:val="en-US"/>
+        </w:rPr>
+        <w:t>'s advanced OCR features. This selection demonstrates a proactive approach to managing regional service availability constraints.</w:t>
       </w:r>
     </w:p>
     <w:p>
@@ -362,7 +450,7 @@
           <w:rtl w:val="0"/>
           <w:lang w:val="en-US"/>
         </w:rPr>
-        <w:t xml:space="preserve"> Jun_Admin (Administrative user created to follow the principle of least privilege, avoiding the use of the Root account for daily operations).</w:t>
+        <w:t xml:space="preserve"> Jun_Admin (Administrative user for infrastructure management).</w:t>
       </w:r>
     </w:p>
     <w:p>
@@ -428,7 +516,7 @@
           <w:rtl w:val="0"/>
           <w:lang w:val="en-US"/>
         </w:rPr>
-        <w:t>Attached Policies:</w:t>
+        <w:t>Policies:</w:t>
       </w:r>
     </w:p>
     <w:p>
@@ -454,7 +542,7 @@
           <w:rtl w:val="0"/>
           <w:lang w:val="en-US"/>
         </w:rPr>
-        <w:t>AmazonS3ReadOnlyAccess: To retrieve uploaded images from the S3 bucket.</w:t>
+        <w:t>AmazonS3ReadOnlyAccess</w:t>
       </w:r>
     </w:p>
     <w:p>
@@ -480,7 +568,7 @@
           <w:rtl w:val="0"/>
           <w:lang w:val="en-US"/>
         </w:rPr>
-        <w:t>AmazonTextractFullAccess: To perform OCR and key-value extraction from handwritten logs.</w:t>
+        <w:t>AmazonTextractFullAccess</w:t>
       </w:r>
     </w:p>
     <w:p>
@@ -506,39 +594,14 @@
           <w:rtl w:val="0"/>
           <w:lang w:val="en-US"/>
         </w:rPr>
-        <w:t>AWSLambdaBasicExecutionRole: To enable logging and monitoring via Amazon CloudWatch.</w:t>
+        <w:t>AWSLambdaBasicExecutionRole</w:t>
       </w:r>
     </w:p>
     <w:p>
       <w:pPr>
         <w:pStyle w:val="デフォルト"/>
-        <w:bidi w:val="0"/>
-        <w:spacing w:before="0" w:after="281" w:line="480" w:lineRule="auto"/>
-        <w:ind w:left="0" w:right="0" w:firstLine="0"/>
-        <w:jc w:val="left"/>
-        <w:rPr>
-          <w:rFonts w:ascii="Times New Roman" w:cs="Times New Roman" w:hAnsi="Times New Roman" w:eastAsia="Times New Roman"/>
-          <w:b w:val="1"/>
-          <w:bCs w:val="1"/>
-          <w:rtl w:val="0"/>
-        </w:rPr>
-      </w:pPr>
-      <w:r>
-        <w:rPr>
-          <w:rFonts w:ascii="Times New Roman" w:hAnsi="Times New Roman"/>
-          <w:b w:val="1"/>
-          <w:bCs w:val="1"/>
-          <w:rtl w:val="0"/>
-          <w:lang w:val="it-IT"/>
-        </w:rPr>
-        <w:t>2.3 Storage (S3)</w:t>
-      </w:r>
-    </w:p>
-    <w:p>
-      <w:pPr>
-        <w:pStyle w:val="デフォルト"/>
         <w:numPr>
-          <w:ilvl w:val="0"/>
+          <w:ilvl w:val="2"/>
           <w:numId w:val="8"/>
         </w:numPr>
         <w:bidi w:val="0"/>
@@ -559,15 +622,40 @@
           <w:rtl w:val="0"/>
           <w:lang w:val="en-US"/>
         </w:rPr>
-        <w:t>Bucket Name:</w:t>
-      </w:r>
-      <w:r>
-        <w:rPr>
-          <w:rFonts w:ascii="Times New Roman" w:hAnsi="Times New Roman"/>
-          <w:rtl w:val="0"/>
-          <w:lang w:val="en-US"/>
-        </w:rPr>
-        <w:t xml:space="preserve"> parkinsync-raw-data-2026 (Note: Replace with your actual bucket name)</w:t>
+        <w:t>SecretsManagerReadWrite</w:t>
+      </w:r>
+      <w:r>
+        <w:rPr>
+          <w:rFonts w:ascii="Times New Roman" w:hAnsi="Times New Roman"/>
+          <w:rtl w:val="0"/>
+          <w:lang w:val="en-US"/>
+        </w:rPr>
+        <w:t>: Specifically configured to allow the Lambda function to retrieve encrypted credentials during runtime.</w:t>
+      </w:r>
+    </w:p>
+    <w:p>
+      <w:pPr>
+        <w:pStyle w:val="デフォルト"/>
+        <w:bidi w:val="0"/>
+        <w:spacing w:before="0" w:after="281" w:line="480" w:lineRule="auto"/>
+        <w:ind w:left="0" w:right="0" w:firstLine="0"/>
+        <w:jc w:val="left"/>
+        <w:rPr>
+          <w:rFonts w:ascii="Times New Roman" w:cs="Times New Roman" w:hAnsi="Times New Roman" w:eastAsia="Times New Roman"/>
+          <w:b w:val="1"/>
+          <w:bCs w:val="1"/>
+          <w:rtl w:val="0"/>
+        </w:rPr>
+      </w:pPr>
+      <w:r>
+        <w:rPr>
+          <w:rFonts w:ascii="Times New Roman" w:hAnsi="Times New Roman"/>
+          <w:b w:val="1"/>
+          <w:bCs w:val="1"/>
+          <w:rtl w:val="0"/>
+          <w:lang w:val="en-US"/>
+        </w:rPr>
+        <w:t>2.3 Secrets Management</w:t>
       </w:r>
     </w:p>
     <w:p>
@@ -575,7 +663,7 @@
         <w:pStyle w:val="デフォルト"/>
         <w:numPr>
           <w:ilvl w:val="0"/>
-          <w:numId w:val="8"/>
+          <w:numId w:val="9"/>
         </w:numPr>
         <w:bidi w:val="0"/>
         <w:spacing w:before="0" w:after="240" w:line="480" w:lineRule="auto"/>
@@ -583,109 +671,40 @@
         <w:jc w:val="left"/>
         <w:rPr>
           <w:rFonts w:ascii="Times New Roman" w:hAnsi="Times New Roman"/>
-          <w:rtl w:val="0"/>
-          <w:lang w:val="fr-FR"/>
-        </w:rPr>
-      </w:pPr>
-      <w:r>
-        <w:rPr>
-          <w:rFonts w:ascii="Times New Roman" w:hAnsi="Times New Roman"/>
-          <w:b w:val="1"/>
-          <w:bCs w:val="1"/>
-          <w:rtl w:val="0"/>
-          <w:lang w:val="fr-FR"/>
-        </w:rPr>
-        <w:t>Configuration:</w:t>
-      </w:r>
-      <w:r>
-        <w:rPr>
-          <w:rFonts w:ascii="Times New Roman" w:hAnsi="Times New Roman"/>
-          <w:rtl w:val="0"/>
-          <w:lang w:val="en-US"/>
-        </w:rPr>
-        <w:t xml:space="preserve"> * Block All Public Access: </w:t>
-      </w:r>
-      <w:r>
-        <w:rPr>
-          <w:rFonts w:ascii="Times New Roman" w:hAnsi="Times New Roman"/>
-          <w:b w:val="1"/>
-          <w:bCs w:val="1"/>
-          <w:rtl w:val="0"/>
-          <w:lang w:val="en-US"/>
-        </w:rPr>
-        <w:t>Enabled</w:t>
-      </w:r>
-      <w:r>
-        <w:rPr>
-          <w:rFonts w:ascii="Times New Roman" w:hAnsi="Times New Roman"/>
-          <w:rtl w:val="0"/>
-          <w:lang w:val="en-US"/>
-        </w:rPr>
-        <w:t xml:space="preserve"> (Strict security for Private Health Information).</w:t>
-      </w:r>
-    </w:p>
-    <w:p>
-      <w:pPr>
-        <w:pStyle w:val="デフォルト"/>
-        <w:numPr>
-          <w:ilvl w:val="1"/>
-          <w:numId w:val="8"/>
-        </w:numPr>
-        <w:bidi w:val="0"/>
-        <w:spacing w:before="0" w:after="240" w:line="480" w:lineRule="auto"/>
-        <w:ind w:right="0"/>
-        <w:jc w:val="left"/>
-        <w:rPr>
-          <w:rFonts w:ascii="Times New Roman" w:hAnsi="Times New Roman"/>
-          <w:rtl w:val="0"/>
-          <w:lang w:val="en-US"/>
-        </w:rPr>
-      </w:pPr>
-      <w:r>
-        <w:rPr>
-          <w:rFonts w:ascii="Times New Roman" w:hAnsi="Times New Roman"/>
-          <w:rtl w:val="0"/>
-          <w:lang w:val="en-US"/>
-        </w:rPr>
-        <w:t>Encryption: SSE-S3 (Server-side encryption).</w:t>
-      </w:r>
-    </w:p>
-    <w:p>
-      <w:pPr>
-        <w:pStyle w:val="デフォルト"/>
-        <w:bidi w:val="0"/>
-        <w:spacing w:before="0" w:line="480" w:lineRule="auto"/>
-        <w:ind w:left="0" w:right="0" w:firstLine="0"/>
-        <w:jc w:val="left"/>
-        <w:rPr>
-          <w:rFonts w:ascii="Times New Roman" w:cs="Times New Roman" w:hAnsi="Times New Roman" w:eastAsia="Times New Roman"/>
-          <w:rtl w:val="0"/>
-        </w:rPr>
-      </w:pPr>
-    </w:p>
-    <w:p>
-      <w:pPr>
-        <w:pStyle w:val="デフォルト"/>
-        <w:bidi w:val="0"/>
-        <w:spacing w:before="0" w:after="299" w:line="480" w:lineRule="auto"/>
-        <w:ind w:left="0" w:right="0" w:firstLine="0"/>
-        <w:jc w:val="left"/>
-        <w:rPr>
-          <w:rFonts w:ascii="Times New Roman" w:cs="Times New Roman" w:hAnsi="Times New Roman" w:eastAsia="Times New Roman"/>
-          <w:b w:val="1"/>
-          <w:bCs w:val="1"/>
-          <w:rtl w:val="0"/>
-        </w:rPr>
-      </w:pPr>
-      <w:r>
-        <w:rPr>
-          <w:rFonts w:ascii="Times New Roman" w:hAnsi="Times New Roman"/>
-          <w:b w:val="1"/>
-          <w:bCs w:val="1"/>
-          <w:rtl w:val="0"/>
-          <w:lang w:val="en-US"/>
-        </w:rPr>
-        <w:t>3. Functional Requirements (FR)</w:t>
+          <w:b w:val="1"/>
+          <w:bCs w:val="1"/>
+          <w:rtl w:val="0"/>
+          <w:lang w:val="en-US"/>
+        </w:rPr>
+      </w:pPr>
+      <w:r>
+        <w:rPr>
+          <w:rFonts w:ascii="Times New Roman" w:hAnsi="Times New Roman"/>
+          <w:b w:val="1"/>
+          <w:bCs w:val="1"/>
+          <w:rtl w:val="0"/>
+          <w:lang w:val="en-US"/>
+        </w:rPr>
+        <w:t>Service:</w:t>
+      </w:r>
+      <w:r>
+        <w:rPr>
+          <w:rFonts w:ascii="Times New Roman" w:hAnsi="Times New Roman"/>
+          <w:b w:val="0"/>
+          <w:bCs w:val="0"/>
+          <w:rtl w:val="0"/>
+        </w:rPr>
+        <w:t xml:space="preserve"> </w:t>
+      </w:r>
+      <w:r>
+        <w:rPr>
+          <w:rFonts w:ascii="Times New Roman" w:hAnsi="Times New Roman"/>
+          <w:b w:val="1"/>
+          <w:bCs w:val="1"/>
+          <w:rtl w:val="0"/>
+          <w:lang w:val="en-US"/>
+        </w:rPr>
+        <w:t>AWS Secrets Manager</w:t>
       </w:r>
     </w:p>
     <w:p>
@@ -701,21 +720,109 @@
         <w:jc w:val="left"/>
         <w:rPr>
           <w:rFonts w:ascii="Times New Roman" w:hAnsi="Times New Roman"/>
-          <w:b w:val="1"/>
-          <w:bCs w:val="1"/>
-          <w:rtl w:val="0"/>
-          <w:lang w:val="en-US"/>
-        </w:rPr>
-      </w:pPr>
-      <w:r>
-        <w:rPr>
-          <w:rFonts w:ascii="Times New Roman" w:hAnsi="Times New Roman"/>
-          <w:b w:val="1"/>
-          <w:bCs w:val="1"/>
-          <w:rtl w:val="0"/>
-          <w:lang w:val="en-US"/>
-        </w:rPr>
-        <w:t>FR-1: Data Ingestion (Handwritten OCR)</w:t>
+          <w:rtl w:val="0"/>
+          <w:lang w:val="en-US"/>
+        </w:rPr>
+      </w:pPr>
+      <w:r>
+        <w:rPr>
+          <w:rFonts w:ascii="Times New Roman" w:hAnsi="Times New Roman"/>
+          <w:b w:val="1"/>
+          <w:bCs w:val="1"/>
+          <w:rtl w:val="0"/>
+          <w:lang w:val="en-US"/>
+        </w:rPr>
+        <w:t>Secret Name:</w:t>
+      </w:r>
+      <w:r>
+        <w:rPr>
+          <w:rFonts w:ascii="Times New Roman" w:hAnsi="Times New Roman"/>
+          <w:rtl w:val="0"/>
+          <w:lang w:val="en-US"/>
+        </w:rPr>
+        <w:t xml:space="preserve"> ParkinSync/Production/Credentials</w:t>
+      </w:r>
+    </w:p>
+    <w:p>
+      <w:pPr>
+        <w:pStyle w:val="デフォルト"/>
+        <w:numPr>
+          <w:ilvl w:val="0"/>
+          <w:numId w:val="9"/>
+        </w:numPr>
+        <w:bidi w:val="0"/>
+        <w:spacing w:before="0" w:after="240" w:line="480" w:lineRule="auto"/>
+        <w:ind w:right="0"/>
+        <w:jc w:val="left"/>
+        <w:rPr>
+          <w:rFonts w:ascii="Times New Roman" w:hAnsi="Times New Roman"/>
+          <w:rtl w:val="0"/>
+          <w:lang w:val="en-US"/>
+        </w:rPr>
+      </w:pPr>
+      <w:r>
+        <w:rPr>
+          <w:rFonts w:ascii="Times New Roman" w:hAnsi="Times New Roman"/>
+          <w:b w:val="1"/>
+          <w:bCs w:val="1"/>
+          <w:rtl w:val="0"/>
+          <w:lang w:val="en-US"/>
+        </w:rPr>
+        <w:t>Encryption:</w:t>
+      </w:r>
+      <w:r>
+        <w:rPr>
+          <w:rFonts w:ascii="Times New Roman" w:hAnsi="Times New Roman"/>
+          <w:rtl w:val="0"/>
+        </w:rPr>
+        <w:t xml:space="preserve"> </w:t>
+      </w:r>
+      <w:r>
+        <w:rPr>
+          <w:rFonts w:ascii="Times New Roman" w:hAnsi="Times New Roman"/>
+          <w:b w:val="1"/>
+          <w:bCs w:val="1"/>
+          <w:rtl w:val="0"/>
+        </w:rPr>
+        <w:t>AES-256</w:t>
+      </w:r>
+      <w:r>
+        <w:rPr>
+          <w:rFonts w:ascii="Times New Roman" w:hAnsi="Times New Roman"/>
+          <w:rtl w:val="0"/>
+          <w:lang w:val="en-US"/>
+        </w:rPr>
+        <w:t xml:space="preserve"> (via aws/secretsmanager default KMS key).</w:t>
+      </w:r>
+    </w:p>
+    <w:p>
+      <w:pPr>
+        <w:pStyle w:val="デフォルト"/>
+        <w:numPr>
+          <w:ilvl w:val="0"/>
+          <w:numId w:val="9"/>
+        </w:numPr>
+        <w:bidi w:val="0"/>
+        <w:spacing w:before="0" w:after="240" w:line="480" w:lineRule="auto"/>
+        <w:ind w:right="0"/>
+        <w:jc w:val="left"/>
+        <w:rPr>
+          <w:rFonts w:ascii="Times New Roman" w:hAnsi="Times New Roman"/>
+          <w:b w:val="1"/>
+          <w:bCs w:val="1"/>
+          <w:rtl w:val="0"/>
+          <w:lang w:val="en-US"/>
+        </w:rPr>
+      </w:pPr>
+      <w:r>
+        <w:rPr>
+          <w:rFonts w:ascii="Times New Roman" w:hAnsi="Times New Roman"/>
+          <w:b w:val="1"/>
+          <w:bCs w:val="1"/>
+          <w:rtl w:val="0"/>
+          <w:lang w:val="en-US"/>
+        </w:rPr>
+        <w:t>Stored Credentials:</w:t>
       </w:r>
     </w:p>
     <w:p>
@@ -723,6 +830,263 @@
         <w:pStyle w:val="デフォルト"/>
         <w:numPr>
           <w:ilvl w:val="1"/>
+          <w:numId w:val="9"/>
+        </w:numPr>
+        <w:bidi w:val="0"/>
+        <w:spacing w:before="0" w:after="240" w:line="480" w:lineRule="auto"/>
+        <w:ind w:right="0"/>
+        <w:jc w:val="left"/>
+        <w:rPr>
+          <w:rFonts w:ascii="Times New Roman" w:hAnsi="Times New Roman"/>
+          <w:rtl w:val="0"/>
+          <w:lang w:val="en-US"/>
+        </w:rPr>
+      </w:pPr>
+      <w:r>
+        <w:rPr>
+          <w:rFonts w:ascii="Times New Roman" w:hAnsi="Times New Roman"/>
+          <w:rtl w:val="0"/>
+          <w:lang w:val="en-US"/>
+        </w:rPr>
+        <w:t xml:space="preserve">WEATHER_API_KEY: Authentication for </w:t>
+      </w:r>
+      <w:r>
+        <w:rPr>
+          <w:rFonts w:ascii="Times New Roman" w:hAnsi="Times New Roman"/>
+          <w:b w:val="1"/>
+          <w:bCs w:val="1"/>
+          <w:rtl w:val="0"/>
+          <w:lang w:val="en-US"/>
+        </w:rPr>
+        <w:t>Weatherbit API</w:t>
+      </w:r>
+      <w:r>
+        <w:rPr>
+          <w:rFonts w:ascii="Times New Roman" w:hAnsi="Times New Roman"/>
+          <w:b w:val="1"/>
+          <w:bCs w:val="1"/>
+          <w:rtl w:val="0"/>
+          <w:lang w:val="en-US"/>
+        </w:rPr>
+        <w:t>.</w:t>
+      </w:r>
+    </w:p>
+    <w:p>
+      <w:pPr>
+        <w:pStyle w:val="デフォルト"/>
+        <w:numPr>
+          <w:ilvl w:val="1"/>
+          <w:numId w:val="9"/>
+        </w:numPr>
+        <w:bidi w:val="0"/>
+        <w:spacing w:before="0" w:after="240" w:line="480" w:lineRule="auto"/>
+        <w:ind w:right="0"/>
+        <w:jc w:val="left"/>
+        <w:rPr>
+          <w:rFonts w:ascii="Times New Roman" w:hAnsi="Times New Roman"/>
+          <w:rtl w:val="0"/>
+          <w:lang w:val="de-DE"/>
+        </w:rPr>
+      </w:pPr>
+      <w:r>
+        <w:rPr>
+          <w:rFonts w:ascii="Times New Roman" w:hAnsi="Times New Roman"/>
+          <w:rtl w:val="0"/>
+          <w:lang w:val="de-DE"/>
+        </w:rPr>
+        <w:t>WEATHER_LAT / WEATHER_LON: Geolocation coordinates for Oya-cho, Yabu City (35.34, 134.72).</w:t>
+      </w:r>
+    </w:p>
+    <w:p>
+      <w:pPr>
+        <w:pStyle w:val="デフォルト"/>
+        <w:numPr>
+          <w:ilvl w:val="1"/>
+          <w:numId w:val="9"/>
+        </w:numPr>
+        <w:bidi w:val="0"/>
+        <w:spacing w:before="0" w:after="240" w:line="480" w:lineRule="auto"/>
+        <w:ind w:right="0"/>
+        <w:jc w:val="left"/>
+        <w:rPr>
+          <w:rFonts w:ascii="Times New Roman" w:hAnsi="Times New Roman"/>
+          <w:rtl w:val="0"/>
+          <w:lang w:val="en-US"/>
+        </w:rPr>
+      </w:pPr>
+      <w:r>
+        <w:rPr>
+          <w:rFonts w:ascii="Times New Roman" w:hAnsi="Times New Roman"/>
+          <w:rtl w:val="0"/>
+          <w:lang w:val="en-US"/>
+        </w:rPr>
+        <w:t>GOOGLE_SHEET_ID: Target identifier for the centralized data repository.</w:t>
+      </w:r>
+    </w:p>
+    <w:p>
+      <w:pPr>
+        <w:pStyle w:val="デフォルト"/>
+        <w:numPr>
+          <w:ilvl w:val="1"/>
+          <w:numId w:val="9"/>
+        </w:numPr>
+        <w:bidi w:val="0"/>
+        <w:spacing w:before="0" w:after="240" w:line="480" w:lineRule="auto"/>
+        <w:ind w:right="0"/>
+        <w:jc w:val="left"/>
+        <w:rPr>
+          <w:rFonts w:ascii="Times New Roman" w:hAnsi="Times New Roman"/>
+          <w:rtl w:val="0"/>
+          <w:lang w:val="en-US"/>
+        </w:rPr>
+      </w:pPr>
+      <w:r>
+        <w:rPr>
+          <w:rFonts w:ascii="Times New Roman" w:hAnsi="Times New Roman"/>
+          <w:rtl w:val="0"/>
+          <w:lang w:val="en-US"/>
+        </w:rPr>
+        <w:t>GOOGLE_CREDENTIALS: OAuth 2.0 Service Account JSON for secure write-access to Google Sheets.</w:t>
+      </w:r>
+    </w:p>
+    <w:p>
+      <w:pPr>
+        <w:pStyle w:val="デフォルト"/>
+        <w:bidi w:val="0"/>
+        <w:spacing w:before="0" w:after="281" w:line="480" w:lineRule="auto"/>
+        <w:ind w:left="0" w:right="0" w:firstLine="0"/>
+        <w:jc w:val="left"/>
+        <w:rPr>
+          <w:rFonts w:ascii="Times New Roman" w:cs="Times New Roman" w:hAnsi="Times New Roman" w:eastAsia="Times New Roman"/>
+          <w:b w:val="1"/>
+          <w:bCs w:val="1"/>
+          <w:rtl w:val="0"/>
+        </w:rPr>
+      </w:pPr>
+      <w:r>
+        <w:rPr>
+          <w:rFonts w:ascii="Times New Roman" w:hAnsi="Times New Roman"/>
+          <w:b w:val="1"/>
+          <w:bCs w:val="1"/>
+          <w:rtl w:val="0"/>
+          <w:lang w:val="it-IT"/>
+        </w:rPr>
+        <w:t>2.4 Storage (S3)</w:t>
+      </w:r>
+    </w:p>
+    <w:p>
+      <w:pPr>
+        <w:pStyle w:val="デフォルト"/>
+        <w:numPr>
+          <w:ilvl w:val="0"/>
+          <w:numId w:val="11"/>
+        </w:numPr>
+        <w:bidi w:val="0"/>
+        <w:spacing w:before="0" w:after="240" w:line="480" w:lineRule="auto"/>
+        <w:ind w:right="0"/>
+        <w:jc w:val="left"/>
+        <w:rPr>
+          <w:rFonts w:ascii="Times New Roman" w:hAnsi="Times New Roman"/>
+          <w:rtl w:val="0"/>
+          <w:lang w:val="en-US"/>
+        </w:rPr>
+      </w:pPr>
+      <w:r>
+        <w:rPr>
+          <w:rFonts w:ascii="Times New Roman" w:hAnsi="Times New Roman"/>
+          <w:b w:val="1"/>
+          <w:bCs w:val="1"/>
+          <w:rtl w:val="0"/>
+          <w:lang w:val="en-US"/>
+        </w:rPr>
+        <w:t>Bucket Name:</w:t>
+      </w:r>
+      <w:r>
+        <w:rPr>
+          <w:rFonts w:ascii="Times New Roman" w:hAnsi="Times New Roman"/>
+          <w:rtl w:val="0"/>
+          <w:lang w:val="en-US"/>
+        </w:rPr>
+        <w:t xml:space="preserve"> parkinsync-raw-data-useast1</w:t>
+      </w:r>
+    </w:p>
+    <w:p>
+      <w:pPr>
+        <w:pStyle w:val="デフォルト"/>
+        <w:numPr>
+          <w:ilvl w:val="0"/>
+          <w:numId w:val="2"/>
+        </w:numPr>
+        <w:bidi w:val="0"/>
+        <w:spacing w:before="0" w:after="240" w:line="480" w:lineRule="auto"/>
+        <w:ind w:right="0"/>
+        <w:jc w:val="left"/>
+        <w:rPr>
+          <w:rFonts w:ascii="Times New Roman" w:hAnsi="Times New Roman"/>
+          <w:rtl w:val="0"/>
+        </w:rPr>
+      </w:pPr>
+      <w:r>
+        <w:rPr>
+          <w:rFonts w:ascii="Times New Roman" w:hAnsi="Times New Roman"/>
+          <w:b w:val="1"/>
+          <w:bCs w:val="1"/>
+          <w:rtl w:val="0"/>
+        </w:rPr>
+        <w:t>Event Trigger:</w:t>
+      </w:r>
+      <w:r>
+        <w:rPr>
+          <w:rFonts w:ascii="Times New Roman" w:hAnsi="Times New Roman"/>
+          <w:rtl w:val="0"/>
+          <w:lang w:val="en-US"/>
+        </w:rPr>
+        <w:t xml:space="preserve"> Configured to invoke the Lambda processor upon any s3:ObjectCreated event.</w:t>
+      </w:r>
+    </w:p>
+    <w:p>
+      <w:pPr>
+        <w:pStyle w:val="デフォルト"/>
+        <w:bidi w:val="0"/>
+        <w:spacing w:before="0" w:line="480" w:lineRule="auto"/>
+        <w:ind w:left="0" w:right="0" w:firstLine="0"/>
+        <w:jc w:val="left"/>
+        <w:rPr>
+          <w:rFonts w:ascii="Times New Roman" w:cs="Times New Roman" w:hAnsi="Times New Roman" w:eastAsia="Times New Roman"/>
+          <w:rtl w:val="0"/>
+        </w:rPr>
+      </w:pPr>
+    </w:p>
+    <w:p>
+      <w:pPr>
+        <w:pStyle w:val="デフォルト"/>
+        <w:bidi w:val="0"/>
+        <w:spacing w:before="0" w:after="299" w:line="480" w:lineRule="auto"/>
+        <w:ind w:left="0" w:right="0" w:firstLine="0"/>
+        <w:jc w:val="left"/>
+        <w:rPr>
+          <w:rFonts w:ascii="Times New Roman" w:cs="Times New Roman" w:hAnsi="Times New Roman" w:eastAsia="Times New Roman"/>
+          <w:b w:val="1"/>
+          <w:bCs w:val="1"/>
+          <w:rtl w:val="0"/>
+        </w:rPr>
+      </w:pPr>
+      <w:r>
+        <w:rPr>
+          <w:rFonts w:ascii="Times New Roman" w:hAnsi="Times New Roman"/>
+          <w:b w:val="1"/>
+          <w:bCs w:val="1"/>
+          <w:rtl w:val="0"/>
+          <w:lang w:val="en-US"/>
+        </w:rPr>
+        <w:t>3. Functional Requirements (FR) - Updated</w:t>
+      </w:r>
+    </w:p>
+    <w:p>
+      <w:pPr>
+        <w:pStyle w:val="デフォルト"/>
+        <w:numPr>
+          <w:ilvl w:val="0"/>
           <w:numId w:val="12"/>
         </w:numPr>
         <w:bidi w:val="0"/>
@@ -738,17 +1102,27 @@
       <w:r>
         <w:rPr>
           <w:rFonts w:ascii="Times New Roman" w:hAnsi="Times New Roman"/>
-          <w:rtl w:val="0"/>
-          <w:lang w:val="en-US"/>
-        </w:rPr>
-        <w:t>The system must accept image uploads (JPG/PNG) of handwritten caregiver logs.</w:t>
+          <w:b w:val="1"/>
+          <w:bCs w:val="1"/>
+          <w:rtl w:val="0"/>
+          <w:lang w:val="en-US"/>
+        </w:rPr>
+        <w:t>FR-1: Data Ingestion (Handwritten OCR):</w:t>
+      </w:r>
+      <w:r>
+        <w:rPr>
+          <w:rFonts w:ascii="Times New Roman" w:hAnsi="Times New Roman"/>
+          <w:rtl w:val="0"/>
+          <w:lang w:val="en-US"/>
+        </w:rPr>
+        <w:t xml:space="preserve"> Utilize Amazon Textract to convert caregiver paper logs into structured data.</w:t>
       </w:r>
     </w:p>
     <w:p>
       <w:pPr>
         <w:pStyle w:val="デフォルト"/>
         <w:numPr>
-          <w:ilvl w:val="1"/>
+          <w:ilvl w:val="0"/>
           <w:numId w:val="12"/>
         </w:numPr>
         <w:bidi w:val="0"/>
@@ -764,10 +1138,130 @@
       <w:r>
         <w:rPr>
           <w:rFonts w:ascii="Times New Roman" w:hAnsi="Times New Roman"/>
-          <w:rtl w:val="0"/>
-          <w:lang w:val="en-US"/>
-        </w:rPr>
-        <w:t>The system must utilize AWS Textract to extract text with an accuracy rate exceeding 90% for legible handwriting.</w:t>
+          <w:b w:val="1"/>
+          <w:bCs w:val="1"/>
+          <w:rtl w:val="0"/>
+          <w:lang w:val="en-US"/>
+        </w:rPr>
+        <w:t>FR-2: Hyper-Local Environment Integration:</w:t>
+      </w:r>
+      <w:r>
+        <w:rPr>
+          <w:rFonts w:ascii="Times New Roman" w:hAnsi="Times New Roman"/>
+          <w:rtl w:val="0"/>
+          <w:lang w:val="en-US"/>
+        </w:rPr>
+        <w:t xml:space="preserve"> Fetch real-time weather metrics (Temperature, Humidity) via </w:t>
+      </w:r>
+      <w:r>
+        <w:rPr>
+          <w:rFonts w:ascii="Times New Roman" w:hAnsi="Times New Roman"/>
+          <w:b w:val="1"/>
+          <w:bCs w:val="1"/>
+          <w:rtl w:val="0"/>
+          <w:lang w:val="en-US"/>
+        </w:rPr>
+        <w:t>Weatherbit API</w:t>
+      </w:r>
+      <w:r>
+        <w:rPr>
+          <w:rFonts w:ascii="Times New Roman" w:hAnsi="Times New Roman"/>
+          <w:rtl w:val="0"/>
+          <w:lang w:val="en-US"/>
+        </w:rPr>
+        <w:t xml:space="preserve"> using specific coordinates to account for the micro-climate of Yabu City.</w:t>
+      </w:r>
+    </w:p>
+    <w:p>
+      <w:pPr>
+        <w:pStyle w:val="デフォルト"/>
+        <w:numPr>
+          <w:ilvl w:val="0"/>
+          <w:numId w:val="12"/>
+        </w:numPr>
+        <w:bidi w:val="0"/>
+        <w:spacing w:before="0" w:after="240" w:line="480" w:lineRule="auto"/>
+        <w:ind w:right="0"/>
+        <w:jc w:val="left"/>
+        <w:rPr>
+          <w:rFonts w:ascii="Times New Roman" w:hAnsi="Times New Roman"/>
+          <w:rtl w:val="0"/>
+          <w:lang w:val="en-US"/>
+        </w:rPr>
+      </w:pPr>
+      <w:r>
+        <w:rPr>
+          <w:rFonts w:ascii="Times New Roman" w:hAnsi="Times New Roman"/>
+          <w:b w:val="1"/>
+          <w:bCs w:val="1"/>
+          <w:rtl w:val="0"/>
+          <w:lang w:val="en-US"/>
+        </w:rPr>
+        <w:t>FR-3: Secure Data Synchronization:</w:t>
+      </w:r>
+      <w:r>
+        <w:rPr>
+          <w:rFonts w:ascii="Times New Roman" w:hAnsi="Times New Roman"/>
+          <w:rtl w:val="0"/>
+          <w:lang w:val="en-US"/>
+        </w:rPr>
+        <w:t xml:space="preserve"> Write processed logs and environmental data to Google Sheets using a dedicated </w:t>
+      </w:r>
+      <w:r>
+        <w:rPr>
+          <w:rFonts w:ascii="Times New Roman" w:hAnsi="Times New Roman"/>
+          <w:b w:val="1"/>
+          <w:bCs w:val="1"/>
+          <w:rtl w:val="0"/>
+          <w:lang w:val="en-US"/>
+        </w:rPr>
+        <w:t>Service Account</w:t>
+      </w:r>
+      <w:r>
+        <w:rPr>
+          <w:rFonts w:ascii="Times New Roman" w:hAnsi="Times New Roman"/>
+          <w:rtl w:val="0"/>
+          <w:lang w:val="en-US"/>
+        </w:rPr>
+        <w:t xml:space="preserve"> to ensure account-level isolation.</w:t>
+      </w:r>
+    </w:p>
+    <w:p>
+      <w:pPr>
+        <w:pStyle w:val="デフォルト"/>
+        <w:bidi w:val="0"/>
+        <w:spacing w:before="0" w:line="480" w:lineRule="auto"/>
+        <w:ind w:left="0" w:right="0" w:firstLine="0"/>
+        <w:jc w:val="left"/>
+        <w:rPr>
+          <w:rFonts w:ascii="Times New Roman" w:cs="Times New Roman" w:hAnsi="Times New Roman" w:eastAsia="Times New Roman"/>
+          <w:rtl w:val="0"/>
+        </w:rPr>
+      </w:pPr>
+    </w:p>
+    <w:p>
+      <w:pPr>
+        <w:pStyle w:val="デフォルト"/>
+        <w:bidi w:val="0"/>
+        <w:spacing w:before="0" w:after="299" w:line="480" w:lineRule="auto"/>
+        <w:ind w:left="0" w:right="0" w:firstLine="0"/>
+        <w:jc w:val="left"/>
+        <w:rPr>
+          <w:rFonts w:ascii="Times New Roman" w:cs="Times New Roman" w:hAnsi="Times New Roman" w:eastAsia="Times New Roman"/>
+          <w:b w:val="1"/>
+          <w:bCs w:val="1"/>
+          <w:rtl w:val="0"/>
+        </w:rPr>
+      </w:pPr>
+      <w:r>
+        <w:rPr>
+          <w:rFonts w:ascii="Times New Roman" w:hAnsi="Times New Roman"/>
+          <w:b w:val="1"/>
+          <w:bCs w:val="1"/>
+          <w:rtl w:val="0"/>
+          <w:lang w:val="en-US"/>
+        </w:rPr>
+        <w:t>4. Non-Functional Requirements (NFR)</w:t>
       </w:r>
     </w:p>
     <w:p>
@@ -783,28 +1277,34 @@
         <w:jc w:val="left"/>
         <w:rPr>
           <w:rFonts w:ascii="Times New Roman" w:hAnsi="Times New Roman"/>
-          <w:b w:val="1"/>
-          <w:bCs w:val="1"/>
-          <w:rtl w:val="0"/>
-          <w:lang w:val="en-US"/>
-        </w:rPr>
-      </w:pPr>
-      <w:r>
-        <w:rPr>
-          <w:rFonts w:ascii="Times New Roman" w:hAnsi="Times New Roman"/>
-          <w:b w:val="1"/>
-          <w:bCs w:val="1"/>
-          <w:rtl w:val="0"/>
-          <w:lang w:val="en-US"/>
-        </w:rPr>
-        <w:t>FR-2: Environment Data Integration</w:t>
+          <w:rtl w:val="0"/>
+          <w:lang w:val="en-US"/>
+        </w:rPr>
+      </w:pPr>
+      <w:r>
+        <w:rPr>
+          <w:rFonts w:ascii="Times New Roman" w:hAnsi="Times New Roman"/>
+          <w:b w:val="1"/>
+          <w:bCs w:val="1"/>
+          <w:rtl w:val="0"/>
+          <w:lang w:val="en-US"/>
+        </w:rPr>
+        <w:t>Security:</w:t>
+      </w:r>
+      <w:r>
+        <w:rPr>
+          <w:rFonts w:ascii="Times New Roman" w:hAnsi="Times New Roman"/>
+          <w:rtl w:val="0"/>
+          <w:lang w:val="en-US"/>
+        </w:rPr>
+        <w:t xml:space="preserve"> Implementation of "Zero Hardcoding" policy. All sensitive keys are moved from the source code to AWS Secrets Manager.</w:t>
       </w:r>
     </w:p>
     <w:p>
       <w:pPr>
         <w:pStyle w:val="デフォルト"/>
         <w:numPr>
-          <w:ilvl w:val="1"/>
+          <w:ilvl w:val="0"/>
           <w:numId w:val="12"/>
         </w:numPr>
         <w:bidi w:val="0"/>
@@ -820,122 +1320,38 @@
       <w:r>
         <w:rPr>
           <w:rFonts w:ascii="Times New Roman" w:hAnsi="Times New Roman"/>
-          <w:rtl w:val="0"/>
-          <w:lang w:val="en-US"/>
-        </w:rPr>
-        <w:t>The system must fetch real-time weather data (temperature, humidity) via the OpenWeatherMap API at the time of data processing.</w:t>
-      </w:r>
-    </w:p>
-    <w:p>
-      <w:pPr>
-        <w:pStyle w:val="デフォルト"/>
-        <w:numPr>
-          <w:ilvl w:val="0"/>
-          <w:numId w:val="14"/>
-        </w:numPr>
-        <w:bidi w:val="0"/>
-        <w:spacing w:before="0" w:after="240" w:line="480" w:lineRule="auto"/>
-        <w:ind w:right="0"/>
-        <w:jc w:val="left"/>
-        <w:rPr>
-          <w:rFonts w:ascii="Times New Roman" w:hAnsi="Times New Roman"/>
-          <w:b w:val="1"/>
-          <w:bCs w:val="1"/>
-          <w:rtl w:val="0"/>
-          <w:lang w:val="en-US"/>
-        </w:rPr>
-      </w:pPr>
-      <w:r>
-        <w:rPr>
-          <w:rFonts w:ascii="Times New Roman" w:hAnsi="Times New Roman"/>
-          <w:b w:val="1"/>
-          <w:bCs w:val="1"/>
-          <w:rtl w:val="0"/>
-          <w:lang w:val="en-US"/>
-        </w:rPr>
-        <w:t>FR-3: Data Synchronization</w:t>
-      </w:r>
-    </w:p>
-    <w:p>
-      <w:pPr>
-        <w:pStyle w:val="デフォルト"/>
-        <w:numPr>
-          <w:ilvl w:val="1"/>
-          <w:numId w:val="12"/>
-        </w:numPr>
-        <w:bidi w:val="0"/>
-        <w:spacing w:before="0" w:after="240" w:line="480" w:lineRule="auto"/>
-        <w:ind w:right="0"/>
-        <w:jc w:val="left"/>
-        <w:rPr>
-          <w:rFonts w:ascii="Times New Roman" w:hAnsi="Times New Roman"/>
-          <w:rtl w:val="0"/>
-          <w:lang w:val="en-US"/>
-        </w:rPr>
-      </w:pPr>
-      <w:r>
-        <w:rPr>
-          <w:rFonts w:ascii="Times New Roman" w:hAnsi="Times New Roman"/>
-          <w:rtl w:val="0"/>
-          <w:lang w:val="en-US"/>
-        </w:rPr>
-        <w:t>Extracted and processed data must be synchronized with a centralized Google Sheets repository via the Google Sheets API for real-time visibility.</w:t>
-      </w:r>
-    </w:p>
-    <w:p>
-      <w:pPr>
-        <w:pStyle w:val="デフォルト"/>
-        <w:numPr>
-          <w:ilvl w:val="0"/>
-          <w:numId w:val="15"/>
-        </w:numPr>
-        <w:bidi w:val="0"/>
-        <w:spacing w:before="0" w:after="240" w:line="480" w:lineRule="auto"/>
-        <w:ind w:right="0"/>
-        <w:jc w:val="left"/>
-        <w:rPr>
-          <w:rFonts w:ascii="Times New Roman" w:hAnsi="Times New Roman"/>
-          <w:b w:val="1"/>
-          <w:bCs w:val="1"/>
-          <w:rtl w:val="0"/>
-          <w:lang w:val="en-US"/>
-        </w:rPr>
-      </w:pPr>
-      <w:r>
-        <w:rPr>
-          <w:rFonts w:ascii="Times New Roman" w:hAnsi="Times New Roman"/>
-          <w:b w:val="1"/>
-          <w:bCs w:val="1"/>
-          <w:rtl w:val="0"/>
-          <w:lang w:val="en-US"/>
-        </w:rPr>
-        <w:t>FR-4: Pattern Recognition</w:t>
-      </w:r>
-    </w:p>
-    <w:p>
-      <w:pPr>
-        <w:pStyle w:val="デフォルト"/>
-        <w:numPr>
-          <w:ilvl w:val="1"/>
-          <w:numId w:val="12"/>
-        </w:numPr>
-        <w:bidi w:val="0"/>
-        <w:spacing w:before="0" w:after="240" w:line="480" w:lineRule="auto"/>
-        <w:ind w:right="0"/>
-        <w:jc w:val="left"/>
-        <w:rPr>
-          <w:rFonts w:ascii="Times New Roman" w:hAnsi="Times New Roman"/>
-          <w:rtl w:val="0"/>
-          <w:lang w:val="en-US"/>
-        </w:rPr>
-      </w:pPr>
-      <w:r>
-        <w:rPr>
-          <w:rFonts w:ascii="Times New Roman" w:hAnsi="Times New Roman"/>
-          <w:rtl w:val="0"/>
-          <w:lang w:val="en-US"/>
-        </w:rPr>
-        <w:t>The system must calculate Pearson correlation coefficients between medication timing and patient "ON/OFF" scores using Amazon SageMaker.</w:t>
+          <w:b w:val="1"/>
+          <w:bCs w:val="1"/>
+          <w:rtl w:val="0"/>
+          <w:lang w:val="en-US"/>
+        </w:rPr>
+        <w:t>Cost-Efficiency:</w:t>
+      </w:r>
+      <w:r>
+        <w:rPr>
+          <w:rFonts w:ascii="Times New Roman" w:hAnsi="Times New Roman"/>
+          <w:rtl w:val="0"/>
+          <w:lang w:val="en-US"/>
+        </w:rPr>
+        <w:t xml:space="preserve"> Budget target of </w:t>
+      </w:r>
+      <w:r>
+        <w:rPr>
+          <w:rFonts w:ascii="Times New Roman" w:hAnsi="Times New Roman"/>
+          <w:b w:val="1"/>
+          <w:bCs w:val="1"/>
+          <w:rtl w:val="0"/>
+          <w:lang w:val="en-US"/>
+        </w:rPr>
+        <w:t>$0/month</w:t>
+      </w:r>
+      <w:r>
+        <w:rPr>
+          <w:rFonts w:ascii="Times New Roman" w:hAnsi="Times New Roman"/>
+          <w:rtl w:val="0"/>
+          <w:lang w:val="en-US"/>
+        </w:rPr>
+        <w:t xml:space="preserve"> by leveraging AWS Free Tier and on-demand serverless execution.</w:t>
       </w:r>
     </w:p>
     <w:p>
@@ -955,7 +1371,7 @@
       <w:pPr>
         <w:pStyle w:val="デフォルト"/>
         <w:bidi w:val="0"/>
-        <w:spacing w:before="0" w:after="299" w:line="480" w:lineRule="auto"/>
+        <w:spacing w:before="0" w:after="281" w:line="480" w:lineRule="auto"/>
         <w:ind w:left="0" w:right="0" w:firstLine="0"/>
         <w:jc w:val="left"/>
         <w:rPr>
@@ -973,265 +1389,17 @@
           <w:rtl w:val="0"/>
           <w:lang w:val="en-US"/>
         </w:rPr>
-        <w:t>4. Non-Functional Requirements (NFR)</w:t>
-      </w:r>
-    </w:p>
-    <w:p>
-      <w:pPr>
-        <w:pStyle w:val="デフォルト"/>
-        <w:numPr>
-          <w:ilvl w:val="0"/>
-          <w:numId w:val="16"/>
-        </w:numPr>
-        <w:bidi w:val="0"/>
-        <w:spacing w:before="0" w:after="240" w:line="480" w:lineRule="auto"/>
-        <w:ind w:right="0"/>
-        <w:jc w:val="left"/>
-        <w:rPr>
-          <w:rFonts w:ascii="Times New Roman" w:hAnsi="Times New Roman"/>
-          <w:b w:val="1"/>
-          <w:bCs w:val="1"/>
-          <w:rtl w:val="0"/>
-          <w:lang w:val="en-US"/>
-        </w:rPr>
-      </w:pPr>
-      <w:r>
-        <w:rPr>
-          <w:rFonts w:ascii="Times New Roman" w:hAnsi="Times New Roman"/>
-          <w:b w:val="1"/>
-          <w:bCs w:val="1"/>
-          <w:rtl w:val="0"/>
-          <w:lang w:val="en-US"/>
-        </w:rPr>
-        <w:t>NFR-1: Security and Privacy</w:t>
-      </w:r>
-    </w:p>
-    <w:p>
-      <w:pPr>
-        <w:pStyle w:val="デフォルト"/>
-        <w:numPr>
-          <w:ilvl w:val="1"/>
-          <w:numId w:val="12"/>
-        </w:numPr>
-        <w:bidi w:val="0"/>
-        <w:spacing w:before="0" w:after="240" w:line="480" w:lineRule="auto"/>
-        <w:ind w:right="0"/>
-        <w:jc w:val="left"/>
-        <w:rPr>
-          <w:rFonts w:ascii="Times New Roman" w:hAnsi="Times New Roman"/>
-          <w:rtl w:val="0"/>
-          <w:lang w:val="en-US"/>
-        </w:rPr>
-      </w:pPr>
-      <w:r>
-        <w:rPr>
-          <w:rFonts w:ascii="Times New Roman" w:hAnsi="Times New Roman"/>
-          <w:rtl w:val="0"/>
-          <w:lang w:val="en-US"/>
-        </w:rPr>
-        <w:t>The system must adhere to the AWS Shared Responsibility Model.</w:t>
-      </w:r>
-    </w:p>
-    <w:p>
-      <w:pPr>
-        <w:pStyle w:val="デフォルト"/>
-        <w:numPr>
-          <w:ilvl w:val="1"/>
-          <w:numId w:val="12"/>
-        </w:numPr>
-        <w:bidi w:val="0"/>
-        <w:spacing w:before="0" w:after="240" w:line="480" w:lineRule="auto"/>
-        <w:ind w:right="0"/>
-        <w:jc w:val="left"/>
-        <w:rPr>
-          <w:rFonts w:ascii="Times New Roman" w:hAnsi="Times New Roman"/>
-          <w:rtl w:val="0"/>
-          <w:lang w:val="en-US"/>
-        </w:rPr>
-      </w:pPr>
-      <w:r>
-        <w:rPr>
-          <w:rFonts w:ascii="Times New Roman" w:hAnsi="Times New Roman"/>
-          <w:rtl w:val="0"/>
-          <w:lang w:val="en-US"/>
-        </w:rPr>
-        <w:t>All data at rest must be encrypted using AES-256.</w:t>
-      </w:r>
-    </w:p>
-    <w:p>
-      <w:pPr>
-        <w:pStyle w:val="デフォルト"/>
-        <w:numPr>
-          <w:ilvl w:val="0"/>
-          <w:numId w:val="17"/>
-        </w:numPr>
-        <w:bidi w:val="0"/>
-        <w:spacing w:before="0" w:after="240" w:line="480" w:lineRule="auto"/>
-        <w:ind w:right="0"/>
-        <w:jc w:val="left"/>
-        <w:rPr>
-          <w:rFonts w:ascii="Times New Roman" w:hAnsi="Times New Roman"/>
-          <w:b w:val="1"/>
-          <w:bCs w:val="1"/>
-          <w:rtl w:val="0"/>
-          <w:lang w:val="en-US"/>
-        </w:rPr>
-      </w:pPr>
-      <w:r>
-        <w:rPr>
-          <w:rFonts w:ascii="Times New Roman" w:hAnsi="Times New Roman"/>
-          <w:b w:val="1"/>
-          <w:bCs w:val="1"/>
-          <w:rtl w:val="0"/>
-          <w:lang w:val="en-US"/>
-        </w:rPr>
-        <w:t>NFR-2: Cost-Efficiency</w:t>
-      </w:r>
-    </w:p>
-    <w:p>
-      <w:pPr>
-        <w:pStyle w:val="デフォルト"/>
-        <w:numPr>
-          <w:ilvl w:val="1"/>
-          <w:numId w:val="12"/>
-        </w:numPr>
-        <w:bidi w:val="0"/>
-        <w:spacing w:before="0" w:after="240" w:line="480" w:lineRule="auto"/>
-        <w:ind w:right="0"/>
-        <w:jc w:val="left"/>
-        <w:rPr>
-          <w:rFonts w:ascii="Times New Roman" w:hAnsi="Times New Roman"/>
-          <w:rtl w:val="0"/>
-          <w:lang w:val="en-US"/>
-        </w:rPr>
-      </w:pPr>
-      <w:r>
-        <w:rPr>
-          <w:rFonts w:ascii="Times New Roman" w:hAnsi="Times New Roman"/>
-          <w:rtl w:val="0"/>
-          <w:lang w:val="en-US"/>
-        </w:rPr>
-        <w:t>The architecture must minimize operational costs by utilizing the AWS Free Tier (Lambda, S3, Textract) to target a monthly cost of $0.00.</w:t>
-      </w:r>
-    </w:p>
-    <w:p>
-      <w:pPr>
-        <w:pStyle w:val="デフォルト"/>
-        <w:numPr>
-          <w:ilvl w:val="0"/>
-          <w:numId w:val="18"/>
-        </w:numPr>
-        <w:bidi w:val="0"/>
-        <w:spacing w:before="0" w:after="240" w:line="480" w:lineRule="auto"/>
-        <w:ind w:right="0"/>
-        <w:jc w:val="left"/>
-        <w:rPr>
-          <w:rFonts w:ascii="Times New Roman" w:hAnsi="Times New Roman"/>
-          <w:b w:val="1"/>
-          <w:bCs w:val="1"/>
-          <w:rtl w:val="0"/>
-          <w:lang w:val="en-US"/>
-        </w:rPr>
-      </w:pPr>
-      <w:r>
-        <w:rPr>
-          <w:rFonts w:ascii="Times New Roman" w:hAnsi="Times New Roman"/>
-          <w:b w:val="1"/>
-          <w:bCs w:val="1"/>
-          <w:rtl w:val="0"/>
-          <w:lang w:val="en-US"/>
-        </w:rPr>
-        <w:t>NFR-3: Usability and Reliability</w:t>
-      </w:r>
-    </w:p>
-    <w:p>
-      <w:pPr>
-        <w:pStyle w:val="デフォルト"/>
-        <w:numPr>
-          <w:ilvl w:val="1"/>
-          <w:numId w:val="12"/>
-        </w:numPr>
-        <w:bidi w:val="0"/>
-        <w:spacing w:before="0" w:after="240" w:line="480" w:lineRule="auto"/>
-        <w:ind w:right="0"/>
-        <w:jc w:val="left"/>
-        <w:rPr>
-          <w:rFonts w:ascii="Times New Roman" w:hAnsi="Times New Roman"/>
-          <w:rtl w:val="0"/>
-          <w:lang w:val="en-US"/>
-        </w:rPr>
-      </w:pPr>
-      <w:r>
-        <w:rPr>
-          <w:rFonts w:ascii="Times New Roman" w:hAnsi="Times New Roman"/>
-          <w:rtl w:val="0"/>
-          <w:lang w:val="en-US"/>
-        </w:rPr>
-        <w:t>The input interface must remain paper-based to ensure zero disruption to existing caregiver workflows.</w:t>
-      </w:r>
-    </w:p>
-    <w:p>
-      <w:pPr>
-        <w:pStyle w:val="デフォルト"/>
-        <w:numPr>
-          <w:ilvl w:val="1"/>
-          <w:numId w:val="12"/>
-        </w:numPr>
-        <w:bidi w:val="0"/>
-        <w:spacing w:before="0" w:after="240" w:line="480" w:lineRule="auto"/>
-        <w:ind w:right="0"/>
-        <w:jc w:val="left"/>
-        <w:rPr>
-          <w:rFonts w:ascii="Times New Roman" w:hAnsi="Times New Roman"/>
-          <w:rtl w:val="0"/>
-          <w:lang w:val="en-US"/>
-        </w:rPr>
-      </w:pPr>
-      <w:r>
-        <w:rPr>
-          <w:rFonts w:ascii="Times New Roman" w:hAnsi="Times New Roman"/>
-          <w:rtl w:val="0"/>
-          <w:lang w:val="en-US"/>
-        </w:rPr>
-        <w:t>The system must achieve 99.9% availability during data ingestion phases.</w:t>
-      </w:r>
-    </w:p>
-    <w:p>
-      <w:pPr>
-        <w:pStyle w:val="デフォルト"/>
-        <w:bidi w:val="0"/>
-        <w:spacing w:before="0" w:line="480" w:lineRule="auto"/>
-        <w:ind w:left="0" w:right="0" w:firstLine="0"/>
-        <w:jc w:val="left"/>
-        <w:rPr>
-          <w:rFonts w:ascii="Times New Roman" w:cs="Times New Roman" w:hAnsi="Times New Roman" w:eastAsia="Times New Roman"/>
-          <w:rtl w:val="0"/>
-        </w:rPr>
-      </w:pPr>
-    </w:p>
-    <w:p>
-      <w:pPr>
-        <w:pStyle w:val="デフォルト"/>
-        <w:bidi w:val="0"/>
-        <w:spacing w:before="0" w:after="299" w:line="480" w:lineRule="auto"/>
-        <w:ind w:left="0" w:right="0" w:firstLine="0"/>
-        <w:jc w:val="left"/>
-        <w:rPr>
-          <w:rFonts w:ascii="Times New Roman" w:cs="Times New Roman" w:hAnsi="Times New Roman" w:eastAsia="Times New Roman"/>
-          <w:b w:val="1"/>
-          <w:bCs w:val="1"/>
-          <w:rtl w:val="0"/>
-        </w:rPr>
-      </w:pPr>
-      <w:r>
-        <w:rPr>
-          <w:rFonts w:ascii="Times New Roman" w:hAnsi="Times New Roman"/>
-          <w:b w:val="1"/>
-          <w:bCs w:val="1"/>
-          <w:rtl w:val="0"/>
-          <w:lang w:val="en-US"/>
-        </w:rPr>
-        <w:t>5. Version Control and Traceability</w:t>
+        <w:t>5</w:t>
+      </w:r>
+      <w:r>
+        <w:rPr>
+          <w:rFonts w:ascii="Times New Roman" w:hAnsi="Times New Roman"/>
+          <w:b w:val="1"/>
+          <w:bCs w:val="1"/>
+          <w:rtl w:val="0"/>
+          <w:lang w:val="en-US"/>
+        </w:rPr>
+        <w:t>. Version Control and Traceability</w:t>
       </w:r>
     </w:p>
     <w:p>
@@ -1252,25 +1420,118 @@
           <w:rtl w:val="0"/>
           <w:lang w:val="en-US"/>
         </w:rPr>
-        <w:t xml:space="preserve">The project utilizes </w:t>
-      </w:r>
-      <w:r>
-        <w:rPr>
-          <w:rFonts w:ascii="Times New Roman" w:hAnsi="Times New Roman"/>
-          <w:b w:val="1"/>
-          <w:bCs w:val="1"/>
-          <w:rtl w:val="0"/>
-          <w:lang w:val="nl-NL"/>
-        </w:rPr>
-        <w:t>GitHub</w:t>
-      </w:r>
-      <w:r>
-        <w:rPr>
-          <w:rFonts w:ascii="Times New Roman" w:hAnsi="Times New Roman"/>
-          <w:rtl w:val="0"/>
-          <w:lang w:val="en-US"/>
-        </w:rPr>
-        <w:t xml:space="preserve"> for version control.</w:t>
+        <w:t>The project uses GitHub with a main/development branch model. All infrastructure pivots (e.g., region migration for Textract availability) are documented through commit history and Pull Requests.</w:t>
+      </w:r>
+    </w:p>
+    <w:p>
+      <w:pPr>
+        <w:pStyle w:val="デフォルト"/>
+        <w:bidi w:val="0"/>
+        <w:spacing w:before="0" w:after="240" w:line="480" w:lineRule="auto"/>
+        <w:ind w:left="0" w:right="0" w:firstLine="0"/>
+        <w:jc w:val="left"/>
+        <w:rPr>
+          <w:rFonts w:ascii="Times New Roman" w:cs="Times New Roman" w:hAnsi="Times New Roman" w:eastAsia="Times New Roman"/>
+          <w:b w:val="1"/>
+          <w:bCs w:val="1"/>
+          <w:rtl w:val="0"/>
+        </w:rPr>
+      </w:pPr>
+      <w:r>
+        <w:rPr>
+          <w:rFonts w:ascii="Times New Roman" w:hAnsi="Times New Roman"/>
+          <w:b w:val="1"/>
+          <w:bCs w:val="1"/>
+          <w:rtl w:val="0"/>
+          <w:lang w:val="en-US"/>
+        </w:rPr>
+        <w:t xml:space="preserve">6. </w:t>
+      </w:r>
+      <w:r>
+        <w:rPr>
+          <w:rFonts w:ascii="Times New Roman" w:hAnsi="Times New Roman"/>
+          <w:b w:val="1"/>
+          <w:bCs w:val="1"/>
+          <w:rtl w:val="0"/>
+        </w:rPr>
+        <w:t>Monitoring</w:t>
+      </w:r>
+    </w:p>
+    <w:p>
+      <w:pPr>
+        <w:pStyle w:val="デフォルト"/>
+        <w:bidi w:val="0"/>
+        <w:spacing w:before="0" w:after="240" w:line="480" w:lineRule="auto"/>
+        <w:ind w:left="0" w:right="0" w:firstLine="0"/>
+        <w:jc w:val="left"/>
+        <w:rPr>
+          <w:rFonts w:ascii="Times New Roman" w:cs="Times New Roman" w:hAnsi="Times New Roman" w:eastAsia="Times New Roman"/>
+          <w:rtl w:val="0"/>
+        </w:rPr>
+      </w:pPr>
+      <w:r>
+        <w:rPr>
+          <w:rFonts w:ascii="Times New Roman" w:hAnsi="Times New Roman"/>
+          <w:rtl w:val="0"/>
+          <w:lang w:val="en-US"/>
+        </w:rPr>
+        <w:t>CloudWatch Logs will be used to monitor Lambda execution and troubleshoot API integration errors.</w:t>
+      </w:r>
+    </w:p>
+    <w:p>
+      <w:pPr>
+        <w:pStyle w:val="デフォルト"/>
+        <w:bidi w:val="0"/>
+        <w:spacing w:before="0" w:after="319" w:line="240" w:lineRule="auto"/>
+        <w:ind w:left="0" w:right="0" w:firstLine="0"/>
+        <w:jc w:val="left"/>
+        <w:rPr>
+          <w:rFonts w:ascii="Times New Roman" w:cs="Times New Roman" w:hAnsi="Times New Roman" w:eastAsia="Times New Roman"/>
+          <w:b w:val="1"/>
+          <w:bCs w:val="1"/>
+          <w:rtl w:val="0"/>
+        </w:rPr>
+      </w:pPr>
+      <w:r>
+        <w:rPr>
+          <w:rFonts w:ascii="Times New Roman" w:hAnsi="Times New Roman"/>
+          <w:b w:val="1"/>
+          <w:bCs w:val="1"/>
+          <w:rtl w:val="0"/>
+          <w:lang w:val="en-US"/>
+        </w:rPr>
+        <w:t>External Resources and References</w:t>
+      </w:r>
+      <w:r>
+        <w:rPr>
+          <w:rFonts w:ascii="Times New Roman" w:hAnsi="Times New Roman"/>
+          <w:b w:val="1"/>
+          <w:bCs w:val="1"/>
+          <w:rtl w:val="0"/>
+          <w:lang w:val="en-US"/>
+        </w:rPr>
+        <w:t xml:space="preserve">: </w:t>
+      </w:r>
+    </w:p>
+    <w:p>
+      <w:pPr>
+        <w:pStyle w:val="デフォルト"/>
+        <w:bidi w:val="0"/>
+        <w:spacing w:before="0" w:after="240" w:line="240" w:lineRule="auto"/>
+        <w:ind w:left="0" w:right="0" w:firstLine="0"/>
+        <w:jc w:val="left"/>
+        <w:rPr>
+          <w:rFonts w:ascii="Times New Roman" w:cs="Times New Roman" w:hAnsi="Times New Roman" w:eastAsia="Times New Roman"/>
+          <w:rtl w:val="0"/>
+        </w:rPr>
+      </w:pPr>
+      <w:r>
+        <w:rPr>
+          <w:rFonts w:ascii="Times New Roman" w:hAnsi="Times New Roman"/>
+          <w:rtl w:val="0"/>
+          <w:lang w:val="en-US"/>
+        </w:rPr>
+        <w:t>This project integrates the following third-party services and platforms:</w:t>
       </w:r>
     </w:p>
     <w:p>
@@ -1281,36 +1542,72 @@
           <w:numId w:val="2"/>
         </w:numPr>
         <w:bidi w:val="0"/>
-        <w:spacing w:before="0" w:after="240" w:line="480" w:lineRule="auto"/>
+        <w:spacing w:before="0" w:after="240" w:line="240" w:lineRule="auto"/>
         <w:ind w:right="0"/>
         <w:jc w:val="left"/>
         <w:rPr>
           <w:rFonts w:ascii="Times New Roman" w:hAnsi="Times New Roman"/>
-          <w:b w:val="1"/>
-          <w:bCs w:val="1"/>
-          <w:rtl w:val="0"/>
-          <w:lang w:val="en-US"/>
-        </w:rPr>
-      </w:pPr>
-      <w:r>
-        <w:rPr>
-          <w:rFonts w:ascii="Times New Roman" w:hAnsi="Times New Roman"/>
-          <w:b w:val="1"/>
-          <w:bCs w:val="1"/>
-          <w:rtl w:val="0"/>
-          <w:lang w:val="en-US"/>
-        </w:rPr>
-        <w:t>Branching Strategy:</w:t>
-      </w:r>
-      <w:r>
-        <w:rPr>
-          <w:rFonts w:ascii="Times New Roman" w:hAnsi="Times New Roman"/>
-          <w:b w:val="0"/>
-          <w:bCs w:val="0"/>
-          <w:rtl w:val="0"/>
-          <w:lang w:val="en-US"/>
-        </w:rPr>
-        <w:t xml:space="preserve"> A dual-branch model (main and development) is implemented.</w:t>
+          <w:rtl w:val="0"/>
+          <w:lang w:val="en-US"/>
+        </w:rPr>
+      </w:pPr>
+      <w:r>
+        <w:rPr>
+          <w:rFonts w:ascii="Times New Roman" w:hAnsi="Times New Roman"/>
+          <w:b w:val="1"/>
+          <w:bCs w:val="1"/>
+          <w:rtl w:val="0"/>
+          <w:lang w:val="en-US"/>
+        </w:rPr>
+        <w:t>Weatherbit API:</w:t>
+      </w:r>
+      <w:r>
+        <w:rPr>
+          <w:rFonts w:ascii="Times New Roman" w:hAnsi="Times New Roman"/>
+          <w:rtl w:val="0"/>
+          <w:lang w:val="en-US"/>
+        </w:rPr>
+        <w:t xml:space="preserve"> Source for hyper-local meteorological data. Available at: </w:t>
+      </w:r>
+      <w:r>
+        <w:rPr>
+          <w:rStyle w:val="Hyperlink.0"/>
+          <w:rFonts w:ascii="Times New Roman" w:cs="Times New Roman" w:hAnsi="Times New Roman" w:eastAsia="Times New Roman"/>
+          <w:rtl w:val="0"/>
+        </w:rPr>
+        <w:fldChar w:fldCharType="begin" w:fldLock="0"/>
+      </w:r>
+      <w:r>
+        <w:rPr>
+          <w:rStyle w:val="Hyperlink.0"/>
+          <w:rFonts w:ascii="Times New Roman" w:cs="Times New Roman" w:hAnsi="Times New Roman" w:eastAsia="Times New Roman"/>
+          <w:rtl w:val="0"/>
+        </w:rPr>
+        <w:instrText xml:space="preserve"> HYPERLINK "https://www.weatherbit.io/"</w:instrText>
+      </w:r>
+      <w:r>
+        <w:rPr>
+          <w:rStyle w:val="Hyperlink.0"/>
+          <w:rFonts w:ascii="Times New Roman" w:cs="Times New Roman" w:hAnsi="Times New Roman" w:eastAsia="Times New Roman"/>
+          <w:rtl w:val="0"/>
+        </w:rPr>
+        <w:fldChar w:fldCharType="separate" w:fldLock="0"/>
+      </w:r>
+      <w:r>
+        <w:rPr>
+          <w:rStyle w:val="Hyperlink.0"/>
+          <w:rFonts w:ascii="Times New Roman" w:hAnsi="Times New Roman"/>
+          <w:rtl w:val="0"/>
+          <w:lang w:val="en-US"/>
+        </w:rPr>
+        <w:t>https://www.weatherbit.io/</w:t>
+      </w:r>
+      <w:r>
+        <w:rPr>
+          <w:rFonts w:ascii="Times New Roman" w:cs="Times New Roman" w:hAnsi="Times New Roman" w:eastAsia="Times New Roman"/>
+          <w:rtl w:val="0"/>
+        </w:rPr>
+        <w:fldChar w:fldCharType="end" w:fldLock="0"/>
       </w:r>
     </w:p>
     <w:p>
@@ -1321,37 +1618,115 @@
           <w:numId w:val="2"/>
         </w:numPr>
         <w:bidi w:val="0"/>
-        <w:spacing w:before="0" w:after="240" w:line="480" w:lineRule="auto"/>
+        <w:spacing w:before="0" w:after="240" w:line="240" w:lineRule="auto"/>
         <w:ind w:right="0"/>
         <w:jc w:val="left"/>
         <w:rPr>
           <w:rFonts w:ascii="Times New Roman" w:hAnsi="Times New Roman"/>
           <w:rtl w:val="0"/>
-          <w:lang w:val="en-US"/>
-        </w:rPr>
-      </w:pPr>
-      <w:r>
-        <w:rPr>
-          <w:rFonts w:ascii="Times New Roman" w:hAnsi="Times New Roman"/>
-          <w:b w:val="1"/>
-          <w:bCs w:val="1"/>
-          <w:rtl w:val="0"/>
-          <w:lang w:val="en-US"/>
-        </w:rPr>
-        <w:t>Traceability:</w:t>
-      </w:r>
-      <w:r>
-        <w:rPr>
-          <w:rFonts w:ascii="Times New Roman" w:hAnsi="Times New Roman"/>
-          <w:rtl w:val="0"/>
-          <w:lang w:val="en-US"/>
-        </w:rPr>
-        <w:t xml:space="preserve"> All architectural changes and documentation updates are performed on the development branch and merged into main via Pull Requests (PR) to maintain a complete audit trail of the design lifecycle.</w:t>
+          <w:lang w:val="it-IT"/>
+        </w:rPr>
+      </w:pPr>
+      <w:r>
+        <w:rPr>
+          <w:rStyle w:val="なし"/>
+          <w:rFonts w:ascii="Times New Roman" w:hAnsi="Times New Roman"/>
+          <w:b w:val="1"/>
+          <w:bCs w:val="1"/>
+          <w:rtl w:val="0"/>
+          <w:lang w:val="it-IT"/>
+        </w:rPr>
+        <w:t>Google Cloud Console:</w:t>
+      </w:r>
+      <w:r>
+        <w:rPr>
+          <w:rFonts w:ascii="Times New Roman" w:hAnsi="Times New Roman"/>
+          <w:rtl w:val="0"/>
+          <w:lang w:val="en-US"/>
+        </w:rPr>
+        <w:t xml:space="preserve"> Platform for managing Service Accounts and Sheets API. Available at: </w:t>
+      </w:r>
+      <w:r>
+        <w:rPr>
+          <w:rStyle w:val="Hyperlink.0"/>
+          <w:rFonts w:ascii="Times New Roman" w:cs="Times New Roman" w:hAnsi="Times New Roman" w:eastAsia="Times New Roman"/>
+          <w:rtl w:val="0"/>
+        </w:rPr>
+        <w:fldChar w:fldCharType="begin" w:fldLock="0"/>
+      </w:r>
+      <w:r>
+        <w:rPr>
+          <w:rStyle w:val="Hyperlink.0"/>
+          <w:rFonts w:ascii="Times New Roman" w:cs="Times New Roman" w:hAnsi="Times New Roman" w:eastAsia="Times New Roman"/>
+          <w:rtl w:val="0"/>
+        </w:rPr>
+        <w:instrText xml:space="preserve"> HYPERLINK "https://console.cloud.google.com/"</w:instrText>
+      </w:r>
+      <w:r>
+        <w:rPr>
+          <w:rStyle w:val="Hyperlink.0"/>
+          <w:rFonts w:ascii="Times New Roman" w:cs="Times New Roman" w:hAnsi="Times New Roman" w:eastAsia="Times New Roman"/>
+          <w:rtl w:val="0"/>
+        </w:rPr>
+        <w:fldChar w:fldCharType="separate" w:fldLock="0"/>
+      </w:r>
+      <w:r>
+        <w:rPr>
+          <w:rStyle w:val="Hyperlink.0"/>
+          <w:rFonts w:ascii="Times New Roman" w:hAnsi="Times New Roman"/>
+          <w:rtl w:val="0"/>
+          <w:lang w:val="en-US"/>
+        </w:rPr>
+        <w:t>https://console.cloud.google.com/</w:t>
+      </w:r>
+      <w:r>
+        <w:rPr>
+          <w:rFonts w:ascii="Times New Roman" w:cs="Times New Roman" w:hAnsi="Times New Roman" w:eastAsia="Times New Roman"/>
+          <w:rtl w:val="0"/>
+        </w:rPr>
+        <w:fldChar w:fldCharType="end" w:fldLock="0"/>
+      </w:r>
+    </w:p>
+    <w:p>
+      <w:pPr>
+        <w:pStyle w:val="デフォルト"/>
+        <w:numPr>
+          <w:ilvl w:val="0"/>
+          <w:numId w:val="2"/>
+        </w:numPr>
+        <w:bidi w:val="0"/>
+        <w:spacing w:before="0" w:after="240" w:line="240" w:lineRule="auto"/>
+        <w:ind w:right="0"/>
+        <w:jc w:val="left"/>
+        <w:rPr>
+          <w:rFonts w:ascii="Times New Roman" w:hAnsi="Times New Roman"/>
+          <w:rtl w:val="0"/>
+          <w:lang w:val="en-US"/>
+        </w:rPr>
+      </w:pPr>
+      <w:r>
+        <w:rPr>
+          <w:rStyle w:val="なし"/>
+          <w:rFonts w:ascii="Times New Roman" w:hAnsi="Times New Roman"/>
+          <w:b w:val="1"/>
+          <w:bCs w:val="1"/>
+          <w:rtl w:val="0"/>
+          <w:lang w:val="en-US"/>
+        </w:rPr>
+        <w:t>Amazon Web Services (AWS):</w:t>
+      </w:r>
+      <w:r>
+        <w:rPr>
+          <w:rFonts w:ascii="Times New Roman" w:hAnsi="Times New Roman"/>
+          <w:rtl w:val="0"/>
+          <w:lang w:val="en-US"/>
+        </w:rPr>
+        <w:t xml:space="preserve"> Primary cloud infrastructure provider.</w:t>
       </w:r>
     </w:p>
     <w:sectPr>
-      <w:headerReference w:type="default" r:id="rId4"/>
-      <w:footerReference w:type="default" r:id="rId5"/>
+      <w:headerReference w:type="default" r:id="rId5"/>
+      <w:footerReference w:type="default" r:id="rId6"/>
       <w:pgSz w:w="11906" w:h="16838" w:orient="portrait"/>
       <w:pgMar w:top="1134" w:right="1134" w:bottom="1134" w:left="1134" w:header="709" w:footer="850"/>
       <w:bidi w:val="0"/>
@@ -1674,8 +2049,8 @@
       </w:pPr>
       <w:rPr>
         <w:rFonts w:ascii="Courier" w:cs="Courier" w:hAnsi="Courier" w:eastAsia="Courier"/>
-        <w:b w:val="0"/>
-        <w:bCs w:val="0"/>
+        <w:b w:val="1"/>
+        <w:bCs w:val="1"/>
         <w:i w:val="0"/>
         <w:iCs w:val="0"/>
         <w:caps w:val="0"/>
@@ -2000,12 +2375,12 @@
       <w:lvlText w:val="%3."/>
       <w:lvlJc w:val="left"/>
       <w:pPr>
-        <w:ind w:left="2122" w:hanging="462"/>
+        <w:ind w:left="2160" w:hanging="500"/>
       </w:pPr>
       <w:rPr>
         <w:rFonts w:ascii="Courier" w:cs="Courier" w:hAnsi="Courier" w:eastAsia="Courier"/>
-        <w:b w:val="0"/>
-        <w:bCs w:val="0"/>
+        <w:b w:val="1"/>
+        <w:bCs w:val="1"/>
         <w:i w:val="0"/>
         <w:iCs w:val="0"/>
         <w:caps w:val="0"/>
@@ -2034,8 +2409,8 @@
       </w:pPr>
       <w:rPr>
         <w:rFonts w:ascii="Courier" w:cs="Courier" w:hAnsi="Courier" w:eastAsia="Courier"/>
-        <w:b w:val="0"/>
-        <w:bCs w:val="0"/>
+        <w:b w:val="1"/>
+        <w:bCs w:val="1"/>
         <w:i w:val="0"/>
         <w:iCs w:val="0"/>
         <w:caps w:val="0"/>
@@ -2064,8 +2439,8 @@
       </w:pPr>
       <w:rPr>
         <w:rFonts w:ascii="Courier" w:cs="Courier" w:hAnsi="Courier" w:eastAsia="Courier"/>
-        <w:b w:val="0"/>
-        <w:bCs w:val="0"/>
+        <w:b w:val="1"/>
+        <w:bCs w:val="1"/>
         <w:i w:val="0"/>
         <w:iCs w:val="0"/>
         <w:caps w:val="0"/>
@@ -2094,8 +2469,8 @@
       </w:pPr>
       <w:rPr>
         <w:rFonts w:ascii="Courier" w:cs="Courier" w:hAnsi="Courier" w:eastAsia="Courier"/>
-        <w:b w:val="0"/>
-        <w:bCs w:val="0"/>
+        <w:b w:val="1"/>
+        <w:bCs w:val="1"/>
         <w:i w:val="0"/>
         <w:iCs w:val="0"/>
         <w:caps w:val="0"/>
@@ -2124,8 +2499,8 @@
       </w:pPr>
       <w:rPr>
         <w:rFonts w:ascii="Courier" w:cs="Courier" w:hAnsi="Courier" w:eastAsia="Courier"/>
-        <w:b w:val="0"/>
-        <w:bCs w:val="0"/>
+        <w:b w:val="1"/>
+        <w:bCs w:val="1"/>
         <w:i w:val="0"/>
         <w:iCs w:val="0"/>
         <w:caps w:val="0"/>
@@ -2154,8 +2529,8 @@
       </w:pPr>
       <w:rPr>
         <w:rFonts w:ascii="Courier" w:cs="Courier" w:hAnsi="Courier" w:eastAsia="Courier"/>
-        <w:b w:val="0"/>
-        <w:bCs w:val="0"/>
+        <w:b w:val="1"/>
+        <w:bCs w:val="1"/>
         <w:i w:val="0"/>
         <w:iCs w:val="0"/>
         <w:caps w:val="0"/>
@@ -2184,8 +2559,8 @@
       </w:pPr>
       <w:rPr>
         <w:rFonts w:ascii="Courier" w:cs="Courier" w:hAnsi="Courier" w:eastAsia="Courier"/>
-        <w:b w:val="0"/>
-        <w:bCs w:val="0"/>
+        <w:b w:val="1"/>
+        <w:bCs w:val="1"/>
         <w:i w:val="0"/>
         <w:iCs w:val="0"/>
         <w:caps w:val="0"/>
@@ -2199,594 +2574,6 @@
         <w:w w:val="100"/>
         <w:kern w:val="0"/>
         <w:position w:val="0"/>
-        <w:highlight w:val="none"/>
-        <w:vertAlign w:val="baseline"/>
-      </w:rPr>
-    </w:lvl>
-  </w:abstractNum>
-  <w:abstractNum w:abstractNumId="6">
-    <w:multiLevelType w:val="hybridMultilevel"/>
-    <w:numStyleLink w:val="ノートテーキング"/>
-  </w:abstractNum>
-  <w:abstractNum w:abstractNumId="7">
-    <w:multiLevelType w:val="hybridMultilevel"/>
-    <w:styleLink w:val="ノートテーキング"/>
-    <w:lvl w:ilvl="0">
-      <w:start w:val="1"/>
-      <w:numFmt w:val="decimal"/>
-      <w:suff w:val="tab"/>
-      <w:lvlText w:val="%1."/>
-      <w:lvlJc w:val="left"/>
-      <w:pPr>
-        <w:ind w:left="720" w:hanging="500"/>
-      </w:pPr>
-      <w:rPr>
-        <w:rFonts w:ascii="Times Roman" w:cs="Times Roman" w:hAnsi="Times Roman" w:eastAsia="Times Roman"/>
-        <w:b w:val="0"/>
-        <w:bCs w:val="0"/>
-        <w:i w:val="0"/>
-        <w:iCs w:val="0"/>
-        <w:caps w:val="0"/>
-        <w:smallCaps w:val="0"/>
-        <w:strike w:val="0"/>
-        <w:dstrike w:val="0"/>
-        <w:outline w:val="0"/>
-        <w:emboss w:val="0"/>
-        <w:imprint w:val="0"/>
-        <w:spacing w:val="0"/>
-        <w:w w:val="100"/>
-        <w:kern w:val="0"/>
-        <w:position w:val="4"/>
-        <w:sz w:val="29"/>
-        <w:szCs w:val="29"/>
-        <w:highlight w:val="none"/>
-        <w:vertAlign w:val="baseline"/>
-      </w:rPr>
-    </w:lvl>
-    <w:lvl w:ilvl="1">
-      <w:start w:val="1"/>
-      <w:numFmt w:val="decimal"/>
-      <w:suff w:val="tab"/>
-      <w:lvlText w:val="%2."/>
-      <w:lvlJc w:val="left"/>
-      <w:pPr>
-        <w:ind w:left="1220" w:hanging="500"/>
-      </w:pPr>
-      <w:rPr>
-        <w:rFonts w:ascii="Times Roman" w:cs="Times Roman" w:hAnsi="Times Roman" w:eastAsia="Times Roman"/>
-        <w:b w:val="0"/>
-        <w:bCs w:val="0"/>
-        <w:i w:val="0"/>
-        <w:iCs w:val="0"/>
-        <w:caps w:val="0"/>
-        <w:smallCaps w:val="0"/>
-        <w:strike w:val="0"/>
-        <w:dstrike w:val="0"/>
-        <w:outline w:val="0"/>
-        <w:emboss w:val="0"/>
-        <w:imprint w:val="0"/>
-        <w:spacing w:val="0"/>
-        <w:w w:val="100"/>
-        <w:kern w:val="0"/>
-        <w:position w:val="4"/>
-        <w:sz w:val="29"/>
-        <w:szCs w:val="29"/>
-        <w:highlight w:val="none"/>
-        <w:vertAlign w:val="baseline"/>
-      </w:rPr>
-    </w:lvl>
-    <w:lvl w:ilvl="2">
-      <w:start w:val="1"/>
-      <w:numFmt w:val="decimal"/>
-      <w:suff w:val="tab"/>
-      <w:lvlText w:val="%3."/>
-      <w:lvlJc w:val="left"/>
-      <w:pPr>
-        <w:ind w:left="1940" w:hanging="500"/>
-      </w:pPr>
-      <w:rPr>
-        <w:rFonts w:ascii="Times Roman" w:cs="Times Roman" w:hAnsi="Times Roman" w:eastAsia="Times Roman"/>
-        <w:b w:val="0"/>
-        <w:bCs w:val="0"/>
-        <w:i w:val="0"/>
-        <w:iCs w:val="0"/>
-        <w:caps w:val="0"/>
-        <w:smallCaps w:val="0"/>
-        <w:strike w:val="0"/>
-        <w:dstrike w:val="0"/>
-        <w:outline w:val="0"/>
-        <w:emboss w:val="0"/>
-        <w:imprint w:val="0"/>
-        <w:spacing w:val="0"/>
-        <w:w w:val="100"/>
-        <w:kern w:val="0"/>
-        <w:position w:val="4"/>
-        <w:sz w:val="29"/>
-        <w:szCs w:val="29"/>
-        <w:highlight w:val="none"/>
-        <w:vertAlign w:val="baseline"/>
-      </w:rPr>
-    </w:lvl>
-    <w:lvl w:ilvl="3">
-      <w:start w:val="1"/>
-      <w:numFmt w:val="decimal"/>
-      <w:suff w:val="tab"/>
-      <w:lvlText w:val="%4."/>
-      <w:lvlJc w:val="left"/>
-      <w:pPr>
-        <w:ind w:left="2660" w:hanging="500"/>
-      </w:pPr>
-      <w:rPr>
-        <w:rFonts w:ascii="Times Roman" w:cs="Times Roman" w:hAnsi="Times Roman" w:eastAsia="Times Roman"/>
-        <w:b w:val="0"/>
-        <w:bCs w:val="0"/>
-        <w:i w:val="0"/>
-        <w:iCs w:val="0"/>
-        <w:caps w:val="0"/>
-        <w:smallCaps w:val="0"/>
-        <w:strike w:val="0"/>
-        <w:dstrike w:val="0"/>
-        <w:outline w:val="0"/>
-        <w:emboss w:val="0"/>
-        <w:imprint w:val="0"/>
-        <w:spacing w:val="0"/>
-        <w:w w:val="100"/>
-        <w:kern w:val="0"/>
-        <w:position w:val="4"/>
-        <w:sz w:val="29"/>
-        <w:szCs w:val="29"/>
-        <w:highlight w:val="none"/>
-        <w:vertAlign w:val="baseline"/>
-      </w:rPr>
-    </w:lvl>
-    <w:lvl w:ilvl="4">
-      <w:start w:val="1"/>
-      <w:numFmt w:val="decimal"/>
-      <w:suff w:val="tab"/>
-      <w:lvlText w:val="%5."/>
-      <w:lvlJc w:val="left"/>
-      <w:pPr>
-        <w:ind w:left="3380" w:hanging="500"/>
-      </w:pPr>
-      <w:rPr>
-        <w:rFonts w:ascii="Times Roman" w:cs="Times Roman" w:hAnsi="Times Roman" w:eastAsia="Times Roman"/>
-        <w:b w:val="0"/>
-        <w:bCs w:val="0"/>
-        <w:i w:val="0"/>
-        <w:iCs w:val="0"/>
-        <w:caps w:val="0"/>
-        <w:smallCaps w:val="0"/>
-        <w:strike w:val="0"/>
-        <w:dstrike w:val="0"/>
-        <w:outline w:val="0"/>
-        <w:emboss w:val="0"/>
-        <w:imprint w:val="0"/>
-        <w:spacing w:val="0"/>
-        <w:w w:val="100"/>
-        <w:kern w:val="0"/>
-        <w:position w:val="4"/>
-        <w:sz w:val="29"/>
-        <w:szCs w:val="29"/>
-        <w:highlight w:val="none"/>
-        <w:vertAlign w:val="baseline"/>
-      </w:rPr>
-    </w:lvl>
-    <w:lvl w:ilvl="5">
-      <w:start w:val="1"/>
-      <w:numFmt w:val="decimal"/>
-      <w:suff w:val="tab"/>
-      <w:lvlText w:val="%6."/>
-      <w:lvlJc w:val="left"/>
-      <w:pPr>
-        <w:ind w:left="4100" w:hanging="500"/>
-      </w:pPr>
-      <w:rPr>
-        <w:rFonts w:ascii="Times Roman" w:cs="Times Roman" w:hAnsi="Times Roman" w:eastAsia="Times Roman"/>
-        <w:b w:val="0"/>
-        <w:bCs w:val="0"/>
-        <w:i w:val="0"/>
-        <w:iCs w:val="0"/>
-        <w:caps w:val="0"/>
-        <w:smallCaps w:val="0"/>
-        <w:strike w:val="0"/>
-        <w:dstrike w:val="0"/>
-        <w:outline w:val="0"/>
-        <w:emboss w:val="0"/>
-        <w:imprint w:val="0"/>
-        <w:spacing w:val="0"/>
-        <w:w w:val="100"/>
-        <w:kern w:val="0"/>
-        <w:position w:val="4"/>
-        <w:sz w:val="29"/>
-        <w:szCs w:val="29"/>
-        <w:highlight w:val="none"/>
-        <w:vertAlign w:val="baseline"/>
-      </w:rPr>
-    </w:lvl>
-    <w:lvl w:ilvl="6">
-      <w:start w:val="1"/>
-      <w:numFmt w:val="decimal"/>
-      <w:suff w:val="tab"/>
-      <w:lvlText w:val="%7."/>
-      <w:lvlJc w:val="left"/>
-      <w:pPr>
-        <w:ind w:left="4820" w:hanging="500"/>
-      </w:pPr>
-      <w:rPr>
-        <w:rFonts w:ascii="Times Roman" w:cs="Times Roman" w:hAnsi="Times Roman" w:eastAsia="Times Roman"/>
-        <w:b w:val="0"/>
-        <w:bCs w:val="0"/>
-        <w:i w:val="0"/>
-        <w:iCs w:val="0"/>
-        <w:caps w:val="0"/>
-        <w:smallCaps w:val="0"/>
-        <w:strike w:val="0"/>
-        <w:dstrike w:val="0"/>
-        <w:outline w:val="0"/>
-        <w:emboss w:val="0"/>
-        <w:imprint w:val="0"/>
-        <w:spacing w:val="0"/>
-        <w:w w:val="100"/>
-        <w:kern w:val="0"/>
-        <w:position w:val="4"/>
-        <w:sz w:val="29"/>
-        <w:szCs w:val="29"/>
-        <w:highlight w:val="none"/>
-        <w:vertAlign w:val="baseline"/>
-      </w:rPr>
-    </w:lvl>
-    <w:lvl w:ilvl="7">
-      <w:start w:val="1"/>
-      <w:numFmt w:val="decimal"/>
-      <w:suff w:val="tab"/>
-      <w:lvlText w:val="%8."/>
-      <w:lvlJc w:val="left"/>
-      <w:pPr>
-        <w:ind w:left="5540" w:hanging="500"/>
-      </w:pPr>
-      <w:rPr>
-        <w:rFonts w:ascii="Times Roman" w:cs="Times Roman" w:hAnsi="Times Roman" w:eastAsia="Times Roman"/>
-        <w:b w:val="0"/>
-        <w:bCs w:val="0"/>
-        <w:i w:val="0"/>
-        <w:iCs w:val="0"/>
-        <w:caps w:val="0"/>
-        <w:smallCaps w:val="0"/>
-        <w:strike w:val="0"/>
-        <w:dstrike w:val="0"/>
-        <w:outline w:val="0"/>
-        <w:emboss w:val="0"/>
-        <w:imprint w:val="0"/>
-        <w:spacing w:val="0"/>
-        <w:w w:val="100"/>
-        <w:kern w:val="0"/>
-        <w:position w:val="4"/>
-        <w:sz w:val="29"/>
-        <w:szCs w:val="29"/>
-        <w:highlight w:val="none"/>
-        <w:vertAlign w:val="baseline"/>
-      </w:rPr>
-    </w:lvl>
-    <w:lvl w:ilvl="8">
-      <w:start w:val="1"/>
-      <w:numFmt w:val="decimal"/>
-      <w:suff w:val="tab"/>
-      <w:lvlText w:val="%9."/>
-      <w:lvlJc w:val="left"/>
-      <w:pPr>
-        <w:ind w:left="6260" w:hanging="500"/>
-      </w:pPr>
-      <w:rPr>
-        <w:rFonts w:ascii="Times Roman" w:cs="Times Roman" w:hAnsi="Times Roman" w:eastAsia="Times Roman"/>
-        <w:b w:val="0"/>
-        <w:bCs w:val="0"/>
-        <w:i w:val="0"/>
-        <w:iCs w:val="0"/>
-        <w:caps w:val="0"/>
-        <w:smallCaps w:val="0"/>
-        <w:strike w:val="0"/>
-        <w:dstrike w:val="0"/>
-        <w:outline w:val="0"/>
-        <w:emboss w:val="0"/>
-        <w:imprint w:val="0"/>
-        <w:spacing w:val="0"/>
-        <w:w w:val="100"/>
-        <w:kern w:val="0"/>
-        <w:position w:val="4"/>
-        <w:sz w:val="29"/>
-        <w:szCs w:val="29"/>
-        <w:highlight w:val="none"/>
-        <w:vertAlign w:val="baseline"/>
-      </w:rPr>
-    </w:lvl>
-  </w:abstractNum>
-  <w:abstractNum w:abstractNumId="8">
-    <w:multiLevelType w:val="hybridMultilevel"/>
-    <w:numStyleLink w:val="ノートテーキング.0"/>
-  </w:abstractNum>
-  <w:abstractNum w:abstractNumId="9">
-    <w:multiLevelType w:val="hybridMultilevel"/>
-    <w:styleLink w:val="ノートテーキング.0"/>
-    <w:lvl w:ilvl="0">
-      <w:start w:val="1"/>
-      <w:numFmt w:val="bullet"/>
-      <w:suff w:val="tab"/>
-      <w:lvlText w:val="-"/>
-      <w:lvlJc w:val="left"/>
-      <w:pPr>
-        <w:ind w:left="240" w:hanging="240"/>
-      </w:pPr>
-      <w:rPr>
-        <w:rFonts w:hAnsi="Arial Unicode MS"/>
-        <w:caps w:val="0"/>
-        <w:smallCaps w:val="0"/>
-        <w:strike w:val="0"/>
-        <w:dstrike w:val="0"/>
-        <w:outline w:val="0"/>
-        <w:emboss w:val="0"/>
-        <w:imprint w:val="0"/>
-        <w:spacing w:val="0"/>
-        <w:w w:val="100"/>
-        <w:kern w:val="0"/>
-        <w:position w:val="4"/>
-        <w:sz w:val="29"/>
-        <w:szCs w:val="29"/>
-        <w:highlight w:val="none"/>
-        <w:vertAlign w:val="baseline"/>
-      </w:rPr>
-    </w:lvl>
-    <w:lvl w:ilvl="1">
-      <w:start w:val="1"/>
-      <w:numFmt w:val="bullet"/>
-      <w:suff w:val="tab"/>
-      <w:lvlText w:val="◦"/>
-      <w:lvlJc w:val="left"/>
-      <w:pPr>
-        <w:ind w:left="1440" w:hanging="500"/>
-      </w:pPr>
-      <w:rPr>
-        <w:rFonts w:ascii="Arial Unicode MS" w:cs="Arial Unicode MS" w:hAnsi="Arial Unicode MS" w:eastAsia="Arial Unicode MS"/>
-        <w:b w:val="0"/>
-        <w:bCs w:val="0"/>
-        <w:i w:val="0"/>
-        <w:iCs w:val="0"/>
-        <w:caps w:val="0"/>
-        <w:smallCaps w:val="0"/>
-        <w:strike w:val="0"/>
-        <w:dstrike w:val="0"/>
-        <w:outline w:val="0"/>
-        <w:emboss w:val="0"/>
-        <w:imprint w:val="0"/>
-        <w:spacing w:val="0"/>
-        <w:w w:val="100"/>
-        <w:kern w:val="0"/>
-        <w:position w:val="0"/>
-        <w:sz w:val="29"/>
-        <w:szCs w:val="29"/>
-        <w:highlight w:val="none"/>
-        <w:vertAlign w:val="baseline"/>
-      </w:rPr>
-    </w:lvl>
-    <w:lvl w:ilvl="2">
-      <w:start w:val="1"/>
-      <w:numFmt w:val="bullet"/>
-      <w:suff w:val="tab"/>
-      <w:lvlText w:val="◦"/>
-      <w:lvlJc w:val="left"/>
-      <w:pPr>
-        <w:ind w:left="2160" w:hanging="500"/>
-      </w:pPr>
-      <w:rPr>
-        <w:rFonts w:ascii="Arial Unicode MS" w:cs="Arial Unicode MS" w:hAnsi="Arial Unicode MS" w:eastAsia="Arial Unicode MS"/>
-        <w:b w:val="0"/>
-        <w:bCs w:val="0"/>
-        <w:i w:val="0"/>
-        <w:iCs w:val="0"/>
-        <w:caps w:val="0"/>
-        <w:smallCaps w:val="0"/>
-        <w:strike w:val="0"/>
-        <w:dstrike w:val="0"/>
-        <w:outline w:val="0"/>
-        <w:emboss w:val="0"/>
-        <w:imprint w:val="0"/>
-        <w:spacing w:val="0"/>
-        <w:w w:val="100"/>
-        <w:kern w:val="0"/>
-        <w:position w:val="4"/>
-        <w:sz w:val="29"/>
-        <w:szCs w:val="29"/>
-        <w:highlight w:val="none"/>
-        <w:vertAlign w:val="baseline"/>
-      </w:rPr>
-    </w:lvl>
-    <w:lvl w:ilvl="3">
-      <w:start w:val="1"/>
-      <w:numFmt w:val="bullet"/>
-      <w:suff w:val="tab"/>
-      <w:lvlText w:val="◦"/>
-      <w:lvlJc w:val="left"/>
-      <w:pPr>
-        <w:ind w:left="2880" w:hanging="500"/>
-      </w:pPr>
-      <w:rPr>
-        <w:rFonts w:ascii="Arial Unicode MS" w:cs="Arial Unicode MS" w:hAnsi="Arial Unicode MS" w:eastAsia="Arial Unicode MS"/>
-        <w:b w:val="0"/>
-        <w:bCs w:val="0"/>
-        <w:i w:val="0"/>
-        <w:iCs w:val="0"/>
-        <w:caps w:val="0"/>
-        <w:smallCaps w:val="0"/>
-        <w:strike w:val="0"/>
-        <w:dstrike w:val="0"/>
-        <w:outline w:val="0"/>
-        <w:emboss w:val="0"/>
-        <w:imprint w:val="0"/>
-        <w:spacing w:val="0"/>
-        <w:w w:val="100"/>
-        <w:kern w:val="0"/>
-        <w:position w:val="0"/>
-        <w:sz w:val="29"/>
-        <w:szCs w:val="29"/>
-        <w:highlight w:val="none"/>
-        <w:vertAlign w:val="baseline"/>
-      </w:rPr>
-    </w:lvl>
-    <w:lvl w:ilvl="4">
-      <w:start w:val="1"/>
-      <w:numFmt w:val="bullet"/>
-      <w:suff w:val="tab"/>
-      <w:lvlText w:val="◦"/>
-      <w:lvlJc w:val="left"/>
-      <w:pPr>
-        <w:ind w:left="3600" w:hanging="500"/>
-      </w:pPr>
-      <w:rPr>
-        <w:rFonts w:ascii="Arial Unicode MS" w:cs="Arial Unicode MS" w:hAnsi="Arial Unicode MS" w:eastAsia="Arial Unicode MS"/>
-        <w:b w:val="0"/>
-        <w:bCs w:val="0"/>
-        <w:i w:val="0"/>
-        <w:iCs w:val="0"/>
-        <w:caps w:val="0"/>
-        <w:smallCaps w:val="0"/>
-        <w:strike w:val="0"/>
-        <w:dstrike w:val="0"/>
-        <w:outline w:val="0"/>
-        <w:emboss w:val="0"/>
-        <w:imprint w:val="0"/>
-        <w:spacing w:val="0"/>
-        <w:w w:val="100"/>
-        <w:kern w:val="0"/>
-        <w:position w:val="4"/>
-        <w:sz w:val="29"/>
-        <w:szCs w:val="29"/>
-        <w:highlight w:val="none"/>
-        <w:vertAlign w:val="baseline"/>
-      </w:rPr>
-    </w:lvl>
-    <w:lvl w:ilvl="5">
-      <w:start w:val="1"/>
-      <w:numFmt w:val="bullet"/>
-      <w:suff w:val="tab"/>
-      <w:lvlText w:val="◦"/>
-      <w:lvlJc w:val="left"/>
-      <w:pPr>
-        <w:ind w:left="4320" w:hanging="500"/>
-      </w:pPr>
-      <w:rPr>
-        <w:rFonts w:ascii="Arial Unicode MS" w:cs="Arial Unicode MS" w:hAnsi="Arial Unicode MS" w:eastAsia="Arial Unicode MS"/>
-        <w:b w:val="0"/>
-        <w:bCs w:val="0"/>
-        <w:i w:val="0"/>
-        <w:iCs w:val="0"/>
-        <w:caps w:val="0"/>
-        <w:smallCaps w:val="0"/>
-        <w:strike w:val="0"/>
-        <w:dstrike w:val="0"/>
-        <w:outline w:val="0"/>
-        <w:emboss w:val="0"/>
-        <w:imprint w:val="0"/>
-        <w:spacing w:val="0"/>
-        <w:w w:val="100"/>
-        <w:kern w:val="0"/>
-        <w:position w:val="0"/>
-        <w:sz w:val="29"/>
-        <w:szCs w:val="29"/>
-        <w:highlight w:val="none"/>
-        <w:vertAlign w:val="baseline"/>
-      </w:rPr>
-    </w:lvl>
-    <w:lvl w:ilvl="6">
-      <w:start w:val="1"/>
-      <w:numFmt w:val="bullet"/>
-      <w:suff w:val="tab"/>
-      <w:lvlText w:val="◦"/>
-      <w:lvlJc w:val="left"/>
-      <w:pPr>
-        <w:ind w:left="5040" w:hanging="500"/>
-      </w:pPr>
-      <w:rPr>
-        <w:rFonts w:ascii="Arial Unicode MS" w:cs="Arial Unicode MS" w:hAnsi="Arial Unicode MS" w:eastAsia="Arial Unicode MS"/>
-        <w:b w:val="0"/>
-        <w:bCs w:val="0"/>
-        <w:i w:val="0"/>
-        <w:iCs w:val="0"/>
-        <w:caps w:val="0"/>
-        <w:smallCaps w:val="0"/>
-        <w:strike w:val="0"/>
-        <w:dstrike w:val="0"/>
-        <w:outline w:val="0"/>
-        <w:emboss w:val="0"/>
-        <w:imprint w:val="0"/>
-        <w:spacing w:val="0"/>
-        <w:w w:val="100"/>
-        <w:kern w:val="0"/>
-        <w:position w:val="4"/>
-        <w:sz w:val="29"/>
-        <w:szCs w:val="29"/>
-        <w:highlight w:val="none"/>
-        <w:vertAlign w:val="baseline"/>
-      </w:rPr>
-    </w:lvl>
-    <w:lvl w:ilvl="7">
-      <w:start w:val="1"/>
-      <w:numFmt w:val="bullet"/>
-      <w:suff w:val="tab"/>
-      <w:lvlText w:val="◦"/>
-      <w:lvlJc w:val="left"/>
-      <w:pPr>
-        <w:ind w:left="5760" w:hanging="500"/>
-      </w:pPr>
-      <w:rPr>
-        <w:rFonts w:ascii="Arial Unicode MS" w:cs="Arial Unicode MS" w:hAnsi="Arial Unicode MS" w:eastAsia="Arial Unicode MS"/>
-        <w:b w:val="0"/>
-        <w:bCs w:val="0"/>
-        <w:i w:val="0"/>
-        <w:iCs w:val="0"/>
-        <w:caps w:val="0"/>
-        <w:smallCaps w:val="0"/>
-        <w:strike w:val="0"/>
-        <w:dstrike w:val="0"/>
-        <w:outline w:val="0"/>
-        <w:emboss w:val="0"/>
-        <w:imprint w:val="0"/>
-        <w:spacing w:val="0"/>
-        <w:w w:val="100"/>
-        <w:kern w:val="0"/>
-        <w:position w:val="0"/>
-        <w:sz w:val="29"/>
-        <w:szCs w:val="29"/>
-        <w:highlight w:val="none"/>
-        <w:vertAlign w:val="baseline"/>
-      </w:rPr>
-    </w:lvl>
-    <w:lvl w:ilvl="8">
-      <w:start w:val="1"/>
-      <w:numFmt w:val="bullet"/>
-      <w:suff w:val="tab"/>
-      <w:lvlText w:val="◦"/>
-      <w:lvlJc w:val="left"/>
-      <w:pPr>
-        <w:ind w:left="6480" w:hanging="500"/>
-      </w:pPr>
-      <w:rPr>
-        <w:rFonts w:ascii="Arial Unicode MS" w:cs="Arial Unicode MS" w:hAnsi="Arial Unicode MS" w:eastAsia="Arial Unicode MS"/>
-        <w:b w:val="0"/>
-        <w:bCs w:val="0"/>
-        <w:i w:val="0"/>
-        <w:iCs w:val="0"/>
-        <w:caps w:val="0"/>
-        <w:smallCaps w:val="0"/>
-        <w:strike w:val="0"/>
-        <w:dstrike w:val="0"/>
-        <w:outline w:val="0"/>
-        <w:emboss w:val="0"/>
-        <w:imprint w:val="0"/>
-        <w:spacing w:val="0"/>
-        <w:w w:val="100"/>
-        <w:kern w:val="0"/>
-        <w:position w:val="4"/>
-        <w:sz w:val="29"/>
-        <w:szCs w:val="29"/>
         <w:highlight w:val="none"/>
         <w:vertAlign w:val="baseline"/>
       </w:rPr>
@@ -2818,8 +2605,8 @@
         </w:pPr>
         <w:rPr>
           <w:rFonts w:ascii="Courier" w:cs="Courier" w:hAnsi="Courier" w:eastAsia="Courier"/>
-          <w:b w:val="0"/>
-          <w:bCs w:val="0"/>
+          <w:b w:val="1"/>
+          <w:bCs w:val="1"/>
           <w:i w:val="0"/>
           <w:iCs w:val="0"/>
           <w:caps w:val="0"/>
@@ -3102,6 +2889,289 @@
     <w:abstractNumId w:val="4"/>
   </w:num>
   <w:num w:numId="8">
+    <w:abstractNumId w:val="4"/>
+    <w:lvlOverride w:ilvl="0">
+      <w:lvl w:ilvl="0">
+        <w:start w:val="1"/>
+        <w:numFmt w:val="decimal"/>
+        <w:suff w:val="tab"/>
+        <w:lvlText w:val="%1."/>
+        <w:lvlJc w:val="left"/>
+        <w:pPr>
+          <w:ind w:left="393" w:hanging="393"/>
+        </w:pPr>
+        <w:rPr>
+          <w:rFonts w:hAnsi="Arial Unicode MS"/>
+          <w:caps w:val="0"/>
+          <w:smallCaps w:val="0"/>
+          <w:strike w:val="0"/>
+          <w:dstrike w:val="0"/>
+          <w:outline w:val="0"/>
+          <w:emboss w:val="0"/>
+          <w:imprint w:val="0"/>
+          <w:spacing w:val="0"/>
+          <w:w w:val="100"/>
+          <w:kern w:val="0"/>
+          <w:position w:val="0"/>
+          <w:highlight w:val="none"/>
+          <w:vertAlign w:val="baseline"/>
+        </w:rPr>
+      </w:lvl>
+    </w:lvlOverride>
+    <w:lvlOverride w:ilvl="1">
+      <w:lvl w:ilvl="1">
+        <w:start w:val="1"/>
+        <w:numFmt w:val="decimal"/>
+        <w:suff w:val="tab"/>
+        <w:lvlText w:val="%2."/>
+        <w:lvlJc w:val="left"/>
+        <w:pPr>
+          <w:ind w:left="753" w:hanging="393"/>
+        </w:pPr>
+        <w:rPr>
+          <w:rFonts w:hAnsi="Arial Unicode MS"/>
+          <w:caps w:val="0"/>
+          <w:smallCaps w:val="0"/>
+          <w:strike w:val="0"/>
+          <w:dstrike w:val="0"/>
+          <w:outline w:val="0"/>
+          <w:emboss w:val="0"/>
+          <w:imprint w:val="0"/>
+          <w:spacing w:val="0"/>
+          <w:w w:val="100"/>
+          <w:kern w:val="0"/>
+          <w:position w:val="0"/>
+          <w:highlight w:val="none"/>
+          <w:vertAlign w:val="baseline"/>
+        </w:rPr>
+      </w:lvl>
+    </w:lvlOverride>
+    <w:lvlOverride w:ilvl="2">
+      <w:lvl w:ilvl="2">
+        <w:start w:val="1"/>
+        <w:numFmt w:val="decimal"/>
+        <w:suff w:val="tab"/>
+        <w:lvlText w:val="%3."/>
+        <w:lvlJc w:val="left"/>
+        <w:pPr>
+          <w:ind w:left="2122" w:hanging="462"/>
+        </w:pPr>
+        <w:rPr>
+          <w:rFonts w:ascii="Courier" w:cs="Courier" w:hAnsi="Courier" w:eastAsia="Courier"/>
+          <w:b w:val="1"/>
+          <w:bCs w:val="1"/>
+          <w:i w:val="0"/>
+          <w:iCs w:val="0"/>
+          <w:caps w:val="0"/>
+          <w:smallCaps w:val="0"/>
+          <w:strike w:val="0"/>
+          <w:dstrike w:val="0"/>
+          <w:outline w:val="0"/>
+          <w:emboss w:val="0"/>
+          <w:imprint w:val="0"/>
+          <w:spacing w:val="0"/>
+          <w:w w:val="100"/>
+          <w:kern w:val="0"/>
+          <w:position w:val="0"/>
+          <w:highlight w:val="none"/>
+          <w:vertAlign w:val="baseline"/>
+        </w:rPr>
+      </w:lvl>
+    </w:lvlOverride>
+    <w:lvlOverride w:ilvl="3">
+      <w:lvl w:ilvl="3">
+        <w:start w:val="1"/>
+        <w:numFmt w:val="decimal"/>
+        <w:suff w:val="tab"/>
+        <w:lvlText w:val="%4."/>
+        <w:lvlJc w:val="left"/>
+        <w:pPr>
+          <w:ind w:left="2842" w:hanging="462"/>
+        </w:pPr>
+        <w:rPr>
+          <w:rFonts w:ascii="Courier" w:cs="Courier" w:hAnsi="Courier" w:eastAsia="Courier"/>
+          <w:b w:val="1"/>
+          <w:bCs w:val="1"/>
+          <w:i w:val="0"/>
+          <w:iCs w:val="0"/>
+          <w:caps w:val="0"/>
+          <w:smallCaps w:val="0"/>
+          <w:strike w:val="0"/>
+          <w:dstrike w:val="0"/>
+          <w:outline w:val="0"/>
+          <w:emboss w:val="0"/>
+          <w:imprint w:val="0"/>
+          <w:spacing w:val="0"/>
+          <w:w w:val="100"/>
+          <w:kern w:val="0"/>
+          <w:position w:val="0"/>
+          <w:highlight w:val="none"/>
+          <w:vertAlign w:val="baseline"/>
+        </w:rPr>
+      </w:lvl>
+    </w:lvlOverride>
+    <w:lvlOverride w:ilvl="4">
+      <w:lvl w:ilvl="4">
+        <w:start w:val="1"/>
+        <w:numFmt w:val="decimal"/>
+        <w:suff w:val="tab"/>
+        <w:lvlText w:val="%5."/>
+        <w:lvlJc w:val="left"/>
+        <w:pPr>
+          <w:ind w:left="3562" w:hanging="462"/>
+        </w:pPr>
+        <w:rPr>
+          <w:rFonts w:ascii="Courier" w:cs="Courier" w:hAnsi="Courier" w:eastAsia="Courier"/>
+          <w:b w:val="1"/>
+          <w:bCs w:val="1"/>
+          <w:i w:val="0"/>
+          <w:iCs w:val="0"/>
+          <w:caps w:val="0"/>
+          <w:smallCaps w:val="0"/>
+          <w:strike w:val="0"/>
+          <w:dstrike w:val="0"/>
+          <w:outline w:val="0"/>
+          <w:emboss w:val="0"/>
+          <w:imprint w:val="0"/>
+          <w:spacing w:val="0"/>
+          <w:w w:val="100"/>
+          <w:kern w:val="0"/>
+          <w:position w:val="0"/>
+          <w:highlight w:val="none"/>
+          <w:vertAlign w:val="baseline"/>
+        </w:rPr>
+      </w:lvl>
+    </w:lvlOverride>
+    <w:lvlOverride w:ilvl="5">
+      <w:lvl w:ilvl="5">
+        <w:start w:val="1"/>
+        <w:numFmt w:val="decimal"/>
+        <w:suff w:val="tab"/>
+        <w:lvlText w:val="%6."/>
+        <w:lvlJc w:val="left"/>
+        <w:pPr>
+          <w:ind w:left="4282" w:hanging="462"/>
+        </w:pPr>
+        <w:rPr>
+          <w:rFonts w:ascii="Courier" w:cs="Courier" w:hAnsi="Courier" w:eastAsia="Courier"/>
+          <w:b w:val="1"/>
+          <w:bCs w:val="1"/>
+          <w:i w:val="0"/>
+          <w:iCs w:val="0"/>
+          <w:caps w:val="0"/>
+          <w:smallCaps w:val="0"/>
+          <w:strike w:val="0"/>
+          <w:dstrike w:val="0"/>
+          <w:outline w:val="0"/>
+          <w:emboss w:val="0"/>
+          <w:imprint w:val="0"/>
+          <w:spacing w:val="0"/>
+          <w:w w:val="100"/>
+          <w:kern w:val="0"/>
+          <w:position w:val="0"/>
+          <w:highlight w:val="none"/>
+          <w:vertAlign w:val="baseline"/>
+        </w:rPr>
+      </w:lvl>
+    </w:lvlOverride>
+    <w:lvlOverride w:ilvl="6">
+      <w:lvl w:ilvl="6">
+        <w:start w:val="1"/>
+        <w:numFmt w:val="decimal"/>
+        <w:suff w:val="tab"/>
+        <w:lvlText w:val="%7."/>
+        <w:lvlJc w:val="left"/>
+        <w:pPr>
+          <w:ind w:left="5002" w:hanging="462"/>
+        </w:pPr>
+        <w:rPr>
+          <w:rFonts w:ascii="Courier" w:cs="Courier" w:hAnsi="Courier" w:eastAsia="Courier"/>
+          <w:b w:val="1"/>
+          <w:bCs w:val="1"/>
+          <w:i w:val="0"/>
+          <w:iCs w:val="0"/>
+          <w:caps w:val="0"/>
+          <w:smallCaps w:val="0"/>
+          <w:strike w:val="0"/>
+          <w:dstrike w:val="0"/>
+          <w:outline w:val="0"/>
+          <w:emboss w:val="0"/>
+          <w:imprint w:val="0"/>
+          <w:spacing w:val="0"/>
+          <w:w w:val="100"/>
+          <w:kern w:val="0"/>
+          <w:position w:val="0"/>
+          <w:highlight w:val="none"/>
+          <w:vertAlign w:val="baseline"/>
+        </w:rPr>
+      </w:lvl>
+    </w:lvlOverride>
+    <w:lvlOverride w:ilvl="7">
+      <w:lvl w:ilvl="7">
+        <w:start w:val="1"/>
+        <w:numFmt w:val="decimal"/>
+        <w:suff w:val="tab"/>
+        <w:lvlText w:val="%8."/>
+        <w:lvlJc w:val="left"/>
+        <w:pPr>
+          <w:ind w:left="5722" w:hanging="462"/>
+        </w:pPr>
+        <w:rPr>
+          <w:rFonts w:ascii="Courier" w:cs="Courier" w:hAnsi="Courier" w:eastAsia="Courier"/>
+          <w:b w:val="1"/>
+          <w:bCs w:val="1"/>
+          <w:i w:val="0"/>
+          <w:iCs w:val="0"/>
+          <w:caps w:val="0"/>
+          <w:smallCaps w:val="0"/>
+          <w:strike w:val="0"/>
+          <w:dstrike w:val="0"/>
+          <w:outline w:val="0"/>
+          <w:emboss w:val="0"/>
+          <w:imprint w:val="0"/>
+          <w:spacing w:val="0"/>
+          <w:w w:val="100"/>
+          <w:kern w:val="0"/>
+          <w:position w:val="0"/>
+          <w:highlight w:val="none"/>
+          <w:vertAlign w:val="baseline"/>
+        </w:rPr>
+      </w:lvl>
+    </w:lvlOverride>
+    <w:lvlOverride w:ilvl="8">
+      <w:lvl w:ilvl="8">
+        <w:start w:val="1"/>
+        <w:numFmt w:val="decimal"/>
+        <w:suff w:val="tab"/>
+        <w:lvlText w:val="%9."/>
+        <w:lvlJc w:val="left"/>
+        <w:pPr>
+          <w:ind w:left="6442" w:hanging="462"/>
+        </w:pPr>
+        <w:rPr>
+          <w:rFonts w:ascii="Courier" w:cs="Courier" w:hAnsi="Courier" w:eastAsia="Courier"/>
+          <w:b w:val="1"/>
+          <w:bCs w:val="1"/>
+          <w:i w:val="0"/>
+          <w:iCs w:val="0"/>
+          <w:caps w:val="0"/>
+          <w:smallCaps w:val="0"/>
+          <w:strike w:val="0"/>
+          <w:dstrike w:val="0"/>
+          <w:outline w:val="0"/>
+          <w:emboss w:val="0"/>
+          <w:imprint w:val="0"/>
+          <w:spacing w:val="0"/>
+          <w:w w:val="100"/>
+          <w:kern w:val="0"/>
+          <w:position w:val="0"/>
+          <w:highlight w:val="none"/>
+          <w:vertAlign w:val="baseline"/>
+        </w:rPr>
+      </w:lvl>
+    </w:lvlOverride>
+  </w:num>
+  <w:num w:numId="9">
     <w:abstractNumId w:val="0"/>
     <w:lvlOverride w:ilvl="0">
       <w:lvl w:ilvl="0">
@@ -3114,7 +3184,7 @@
           <w:ind w:left="720" w:hanging="500"/>
         </w:pPr>
         <w:rPr>
-          <w:rFonts w:ascii="Times Roman" w:cs="Times Roman" w:hAnsi="Times Roman" w:eastAsia="Times Roman"/>
+          <w:rFonts w:ascii="Courier" w:cs="Courier" w:hAnsi="Courier" w:eastAsia="Courier"/>
           <w:b w:val="0"/>
           <w:bCs w:val="0"/>
           <w:i w:val="0"/>
@@ -3143,7 +3213,7 @@
         <w:lvlText w:val="◦"/>
         <w:lvlJc w:val="left"/>
         <w:pPr>
-          <w:ind w:left="1440" w:hanging="500"/>
+          <w:ind w:left="1402" w:hanging="462"/>
         </w:pPr>
         <w:rPr>
           <w:rFonts w:ascii="Arial Unicode MS" w:cs="Arial Unicode MS" w:hAnsi="Arial Unicode MS" w:eastAsia="Arial Unicode MS"/>
@@ -3175,7 +3245,7 @@
         <w:lvlText w:val="◦"/>
         <w:lvlJc w:val="left"/>
         <w:pPr>
-          <w:ind w:left="2160" w:hanging="500"/>
+          <w:ind w:left="2122" w:hanging="462"/>
         </w:pPr>
         <w:rPr>
           <w:rFonts w:ascii="Arial Unicode MS" w:cs="Arial Unicode MS" w:hAnsi="Arial Unicode MS" w:eastAsia="Arial Unicode MS"/>
@@ -3207,7 +3277,7 @@
         <w:lvlText w:val="◦"/>
         <w:lvlJc w:val="left"/>
         <w:pPr>
-          <w:ind w:left="2880" w:hanging="500"/>
+          <w:ind w:left="2842" w:hanging="462"/>
         </w:pPr>
         <w:rPr>
           <w:rFonts w:ascii="Arial Unicode MS" w:cs="Arial Unicode MS" w:hAnsi="Arial Unicode MS" w:eastAsia="Arial Unicode MS"/>
@@ -3239,7 +3309,7 @@
         <w:lvlText w:val="◦"/>
         <w:lvlJc w:val="left"/>
         <w:pPr>
-          <w:ind w:left="3600" w:hanging="500"/>
+          <w:ind w:left="3562" w:hanging="462"/>
         </w:pPr>
         <w:rPr>
           <w:rFonts w:ascii="Arial Unicode MS" w:cs="Arial Unicode MS" w:hAnsi="Arial Unicode MS" w:eastAsia="Arial Unicode MS"/>
@@ -3271,7 +3341,7 @@
         <w:lvlText w:val="◦"/>
         <w:lvlJc w:val="left"/>
         <w:pPr>
-          <w:ind w:left="4320" w:hanging="500"/>
+          <w:ind w:left="4282" w:hanging="462"/>
         </w:pPr>
         <w:rPr>
           <w:rFonts w:ascii="Arial Unicode MS" w:cs="Arial Unicode MS" w:hAnsi="Arial Unicode MS" w:eastAsia="Arial Unicode MS"/>
@@ -3303,7 +3373,7 @@
         <w:lvlText w:val="◦"/>
         <w:lvlJc w:val="left"/>
         <w:pPr>
-          <w:ind w:left="5040" w:hanging="500"/>
+          <w:ind w:left="5002" w:hanging="462"/>
         </w:pPr>
         <w:rPr>
           <w:rFonts w:ascii="Arial Unicode MS" w:cs="Arial Unicode MS" w:hAnsi="Arial Unicode MS" w:eastAsia="Arial Unicode MS"/>
@@ -3335,7 +3405,7 @@
         <w:lvlText w:val="◦"/>
         <w:lvlJc w:val="left"/>
         <w:pPr>
-          <w:ind w:left="5760" w:hanging="500"/>
+          <w:ind w:left="5722" w:hanging="462"/>
         </w:pPr>
         <w:rPr>
           <w:rFonts w:ascii="Arial Unicode MS" w:cs="Arial Unicode MS" w:hAnsi="Arial Unicode MS" w:eastAsia="Arial Unicode MS"/>
@@ -3367,7 +3437,7 @@
         <w:lvlText w:val="◦"/>
         <w:lvlJc w:val="left"/>
         <w:pPr>
-          <w:ind w:left="6480" w:hanging="500"/>
+          <w:ind w:left="6442" w:hanging="462"/>
         </w:pPr>
         <w:rPr>
           <w:rFonts w:ascii="Arial Unicode MS" w:cs="Arial Unicode MS" w:hAnsi="Arial Unicode MS" w:eastAsia="Arial Unicode MS"/>
@@ -3392,52 +3462,1170 @@
       </w:lvl>
     </w:lvlOverride>
   </w:num>
-  <w:num w:numId="9">
-    <w:abstractNumId w:val="7"/>
-  </w:num>
   <w:num w:numId="10">
-    <w:abstractNumId w:val="6"/>
+    <w:abstractNumId w:val="0"/>
+    <w:lvlOverride w:ilvl="0">
+      <w:lvl w:ilvl="0">
+        <w:start w:val="1"/>
+        <w:numFmt w:val="bullet"/>
+        <w:suff w:val="tab"/>
+        <w:lvlText w:val="•"/>
+        <w:lvlJc w:val="left"/>
+        <w:pPr>
+          <w:ind w:left="762" w:hanging="542"/>
+        </w:pPr>
+        <w:rPr>
+          <w:rFonts w:ascii="Courier" w:cs="Courier" w:hAnsi="Courier" w:eastAsia="Courier"/>
+          <w:b w:val="0"/>
+          <w:bCs w:val="0"/>
+          <w:i w:val="0"/>
+          <w:iCs w:val="0"/>
+          <w:caps w:val="0"/>
+          <w:smallCaps w:val="0"/>
+          <w:strike w:val="0"/>
+          <w:dstrike w:val="0"/>
+          <w:outline w:val="0"/>
+          <w:emboss w:val="0"/>
+          <w:imprint w:val="0"/>
+          <w:spacing w:val="0"/>
+          <w:w w:val="100"/>
+          <w:kern w:val="0"/>
+          <w:position w:val="0"/>
+          <w:highlight w:val="none"/>
+          <w:vertAlign w:val="baseline"/>
+        </w:rPr>
+      </w:lvl>
+    </w:lvlOverride>
+    <w:lvlOverride w:ilvl="1">
+      <w:lvl w:ilvl="1">
+        <w:start w:val="1"/>
+        <w:numFmt w:val="bullet"/>
+        <w:suff w:val="tab"/>
+        <w:lvlText w:val="◦"/>
+        <w:lvlJc w:val="left"/>
+        <w:pPr>
+          <w:ind w:left="1402" w:hanging="462"/>
+        </w:pPr>
+        <w:rPr>
+          <w:rFonts w:ascii="Arial Unicode MS" w:cs="Arial Unicode MS" w:hAnsi="Arial Unicode MS" w:eastAsia="Arial Unicode MS"/>
+          <w:b w:val="0"/>
+          <w:bCs w:val="0"/>
+          <w:i w:val="0"/>
+          <w:iCs w:val="0"/>
+          <w:caps w:val="0"/>
+          <w:smallCaps w:val="0"/>
+          <w:strike w:val="0"/>
+          <w:dstrike w:val="0"/>
+          <w:outline w:val="0"/>
+          <w:emboss w:val="0"/>
+          <w:imprint w:val="0"/>
+          <w:spacing w:val="0"/>
+          <w:w w:val="100"/>
+          <w:kern w:val="0"/>
+          <w:position w:val="-2"/>
+          <w:highlight w:val="none"/>
+          <w:vertAlign w:val="baseline"/>
+        </w:rPr>
+      </w:lvl>
+    </w:lvlOverride>
+    <w:lvlOverride w:ilvl="2">
+      <w:lvl w:ilvl="2">
+        <w:start w:val="1"/>
+        <w:numFmt w:val="bullet"/>
+        <w:suff w:val="tab"/>
+        <w:lvlText w:val="◦"/>
+        <w:lvlJc w:val="left"/>
+        <w:pPr>
+          <w:ind w:left="2122" w:hanging="462"/>
+        </w:pPr>
+        <w:rPr>
+          <w:rFonts w:ascii="Arial Unicode MS" w:cs="Arial Unicode MS" w:hAnsi="Arial Unicode MS" w:eastAsia="Arial Unicode MS"/>
+          <w:b w:val="0"/>
+          <w:bCs w:val="0"/>
+          <w:i w:val="0"/>
+          <w:iCs w:val="0"/>
+          <w:caps w:val="0"/>
+          <w:smallCaps w:val="0"/>
+          <w:strike w:val="0"/>
+          <w:dstrike w:val="0"/>
+          <w:outline w:val="0"/>
+          <w:emboss w:val="0"/>
+          <w:imprint w:val="0"/>
+          <w:spacing w:val="0"/>
+          <w:w w:val="100"/>
+          <w:kern w:val="0"/>
+          <w:position w:val="-2"/>
+          <w:highlight w:val="none"/>
+          <w:vertAlign w:val="baseline"/>
+        </w:rPr>
+      </w:lvl>
+    </w:lvlOverride>
+    <w:lvlOverride w:ilvl="3">
+      <w:lvl w:ilvl="3">
+        <w:start w:val="1"/>
+        <w:numFmt w:val="bullet"/>
+        <w:suff w:val="tab"/>
+        <w:lvlText w:val="◦"/>
+        <w:lvlJc w:val="left"/>
+        <w:pPr>
+          <w:ind w:left="2842" w:hanging="462"/>
+        </w:pPr>
+        <w:rPr>
+          <w:rFonts w:ascii="Arial Unicode MS" w:cs="Arial Unicode MS" w:hAnsi="Arial Unicode MS" w:eastAsia="Arial Unicode MS"/>
+          <w:b w:val="0"/>
+          <w:bCs w:val="0"/>
+          <w:i w:val="0"/>
+          <w:iCs w:val="0"/>
+          <w:caps w:val="0"/>
+          <w:smallCaps w:val="0"/>
+          <w:strike w:val="0"/>
+          <w:dstrike w:val="0"/>
+          <w:outline w:val="0"/>
+          <w:emboss w:val="0"/>
+          <w:imprint w:val="0"/>
+          <w:spacing w:val="0"/>
+          <w:w w:val="100"/>
+          <w:kern w:val="0"/>
+          <w:position w:val="-2"/>
+          <w:highlight w:val="none"/>
+          <w:vertAlign w:val="baseline"/>
+        </w:rPr>
+      </w:lvl>
+    </w:lvlOverride>
+    <w:lvlOverride w:ilvl="4">
+      <w:lvl w:ilvl="4">
+        <w:start w:val="1"/>
+        <w:numFmt w:val="bullet"/>
+        <w:suff w:val="tab"/>
+        <w:lvlText w:val="◦"/>
+        <w:lvlJc w:val="left"/>
+        <w:pPr>
+          <w:ind w:left="3562" w:hanging="462"/>
+        </w:pPr>
+        <w:rPr>
+          <w:rFonts w:ascii="Arial Unicode MS" w:cs="Arial Unicode MS" w:hAnsi="Arial Unicode MS" w:eastAsia="Arial Unicode MS"/>
+          <w:b w:val="0"/>
+          <w:bCs w:val="0"/>
+          <w:i w:val="0"/>
+          <w:iCs w:val="0"/>
+          <w:caps w:val="0"/>
+          <w:smallCaps w:val="0"/>
+          <w:strike w:val="0"/>
+          <w:dstrike w:val="0"/>
+          <w:outline w:val="0"/>
+          <w:emboss w:val="0"/>
+          <w:imprint w:val="0"/>
+          <w:spacing w:val="0"/>
+          <w:w w:val="100"/>
+          <w:kern w:val="0"/>
+          <w:position w:val="-2"/>
+          <w:highlight w:val="none"/>
+          <w:vertAlign w:val="baseline"/>
+        </w:rPr>
+      </w:lvl>
+    </w:lvlOverride>
+    <w:lvlOverride w:ilvl="5">
+      <w:lvl w:ilvl="5">
+        <w:start w:val="1"/>
+        <w:numFmt w:val="bullet"/>
+        <w:suff w:val="tab"/>
+        <w:lvlText w:val="◦"/>
+        <w:lvlJc w:val="left"/>
+        <w:pPr>
+          <w:ind w:left="4282" w:hanging="462"/>
+        </w:pPr>
+        <w:rPr>
+          <w:rFonts w:ascii="Arial Unicode MS" w:cs="Arial Unicode MS" w:hAnsi="Arial Unicode MS" w:eastAsia="Arial Unicode MS"/>
+          <w:b w:val="0"/>
+          <w:bCs w:val="0"/>
+          <w:i w:val="0"/>
+          <w:iCs w:val="0"/>
+          <w:caps w:val="0"/>
+          <w:smallCaps w:val="0"/>
+          <w:strike w:val="0"/>
+          <w:dstrike w:val="0"/>
+          <w:outline w:val="0"/>
+          <w:emboss w:val="0"/>
+          <w:imprint w:val="0"/>
+          <w:spacing w:val="0"/>
+          <w:w w:val="100"/>
+          <w:kern w:val="0"/>
+          <w:position w:val="-2"/>
+          <w:highlight w:val="none"/>
+          <w:vertAlign w:val="baseline"/>
+        </w:rPr>
+      </w:lvl>
+    </w:lvlOverride>
+    <w:lvlOverride w:ilvl="6">
+      <w:lvl w:ilvl="6">
+        <w:start w:val="1"/>
+        <w:numFmt w:val="bullet"/>
+        <w:suff w:val="tab"/>
+        <w:lvlText w:val="◦"/>
+        <w:lvlJc w:val="left"/>
+        <w:pPr>
+          <w:ind w:left="5002" w:hanging="462"/>
+        </w:pPr>
+        <w:rPr>
+          <w:rFonts w:ascii="Arial Unicode MS" w:cs="Arial Unicode MS" w:hAnsi="Arial Unicode MS" w:eastAsia="Arial Unicode MS"/>
+          <w:b w:val="0"/>
+          <w:bCs w:val="0"/>
+          <w:i w:val="0"/>
+          <w:iCs w:val="0"/>
+          <w:caps w:val="0"/>
+          <w:smallCaps w:val="0"/>
+          <w:strike w:val="0"/>
+          <w:dstrike w:val="0"/>
+          <w:outline w:val="0"/>
+          <w:emboss w:val="0"/>
+          <w:imprint w:val="0"/>
+          <w:spacing w:val="0"/>
+          <w:w w:val="100"/>
+          <w:kern w:val="0"/>
+          <w:position w:val="-2"/>
+          <w:highlight w:val="none"/>
+          <w:vertAlign w:val="baseline"/>
+        </w:rPr>
+      </w:lvl>
+    </w:lvlOverride>
+    <w:lvlOverride w:ilvl="7">
+      <w:lvl w:ilvl="7">
+        <w:start w:val="1"/>
+        <w:numFmt w:val="bullet"/>
+        <w:suff w:val="tab"/>
+        <w:lvlText w:val="◦"/>
+        <w:lvlJc w:val="left"/>
+        <w:pPr>
+          <w:ind w:left="5722" w:hanging="462"/>
+        </w:pPr>
+        <w:rPr>
+          <w:rFonts w:ascii="Arial Unicode MS" w:cs="Arial Unicode MS" w:hAnsi="Arial Unicode MS" w:eastAsia="Arial Unicode MS"/>
+          <w:b w:val="0"/>
+          <w:bCs w:val="0"/>
+          <w:i w:val="0"/>
+          <w:iCs w:val="0"/>
+          <w:caps w:val="0"/>
+          <w:smallCaps w:val="0"/>
+          <w:strike w:val="0"/>
+          <w:dstrike w:val="0"/>
+          <w:outline w:val="0"/>
+          <w:emboss w:val="0"/>
+          <w:imprint w:val="0"/>
+          <w:spacing w:val="0"/>
+          <w:w w:val="100"/>
+          <w:kern w:val="0"/>
+          <w:position w:val="-2"/>
+          <w:highlight w:val="none"/>
+          <w:vertAlign w:val="baseline"/>
+        </w:rPr>
+      </w:lvl>
+    </w:lvlOverride>
+    <w:lvlOverride w:ilvl="8">
+      <w:lvl w:ilvl="8">
+        <w:start w:val="1"/>
+        <w:numFmt w:val="bullet"/>
+        <w:suff w:val="tab"/>
+        <w:lvlText w:val="◦"/>
+        <w:lvlJc w:val="left"/>
+        <w:pPr>
+          <w:ind w:left="6442" w:hanging="462"/>
+        </w:pPr>
+        <w:rPr>
+          <w:rFonts w:ascii="Arial Unicode MS" w:cs="Arial Unicode MS" w:hAnsi="Arial Unicode MS" w:eastAsia="Arial Unicode MS"/>
+          <w:b w:val="0"/>
+          <w:bCs w:val="0"/>
+          <w:i w:val="0"/>
+          <w:iCs w:val="0"/>
+          <w:caps w:val="0"/>
+          <w:smallCaps w:val="0"/>
+          <w:strike w:val="0"/>
+          <w:dstrike w:val="0"/>
+          <w:outline w:val="0"/>
+          <w:emboss w:val="0"/>
+          <w:imprint w:val="0"/>
+          <w:spacing w:val="0"/>
+          <w:w w:val="100"/>
+          <w:kern w:val="0"/>
+          <w:position w:val="-2"/>
+          <w:highlight w:val="none"/>
+          <w:vertAlign w:val="baseline"/>
+        </w:rPr>
+      </w:lvl>
+    </w:lvlOverride>
   </w:num>
   <w:num w:numId="11">
-    <w:abstractNumId w:val="9"/>
+    <w:abstractNumId w:val="0"/>
+    <w:lvlOverride w:ilvl="0">
+      <w:lvl w:ilvl="0">
+        <w:start w:val="1"/>
+        <w:numFmt w:val="bullet"/>
+        <w:suff w:val="tab"/>
+        <w:lvlText w:val="•"/>
+        <w:lvlJc w:val="left"/>
+        <w:pPr>
+          <w:ind w:left="762" w:hanging="542"/>
+        </w:pPr>
+        <w:rPr>
+          <w:rFonts w:ascii="Times Roman" w:cs="Times Roman" w:hAnsi="Times Roman" w:eastAsia="Times Roman"/>
+          <w:b w:val="1"/>
+          <w:bCs w:val="1"/>
+          <w:i w:val="0"/>
+          <w:iCs w:val="0"/>
+          <w:caps w:val="0"/>
+          <w:smallCaps w:val="0"/>
+          <w:strike w:val="0"/>
+          <w:dstrike w:val="0"/>
+          <w:outline w:val="0"/>
+          <w:emboss w:val="0"/>
+          <w:imprint w:val="0"/>
+          <w:spacing w:val="0"/>
+          <w:w w:val="100"/>
+          <w:kern w:val="0"/>
+          <w:position w:val="0"/>
+          <w:highlight w:val="none"/>
+          <w:vertAlign w:val="baseline"/>
+        </w:rPr>
+      </w:lvl>
+    </w:lvlOverride>
+    <w:lvlOverride w:ilvl="1">
+      <w:lvl w:ilvl="1">
+        <w:start w:val="1"/>
+        <w:numFmt w:val="bullet"/>
+        <w:suff w:val="tab"/>
+        <w:lvlText w:val="•"/>
+        <w:lvlJc w:val="left"/>
+        <w:pPr>
+          <w:ind w:left="940" w:hanging="500"/>
+        </w:pPr>
+        <w:rPr>
+          <w:rFonts w:ascii="Times Roman" w:cs="Times Roman" w:hAnsi="Times Roman" w:eastAsia="Times Roman"/>
+          <w:b w:val="1"/>
+          <w:bCs w:val="1"/>
+          <w:i w:val="0"/>
+          <w:iCs w:val="0"/>
+          <w:caps w:val="0"/>
+          <w:smallCaps w:val="0"/>
+          <w:strike w:val="0"/>
+          <w:dstrike w:val="0"/>
+          <w:outline w:val="0"/>
+          <w:emboss w:val="0"/>
+          <w:imprint w:val="0"/>
+          <w:spacing w:val="0"/>
+          <w:w w:val="100"/>
+          <w:kern w:val="0"/>
+          <w:position w:val="-2"/>
+          <w:highlight w:val="none"/>
+          <w:vertAlign w:val="baseline"/>
+        </w:rPr>
+      </w:lvl>
+    </w:lvlOverride>
+    <w:lvlOverride w:ilvl="2">
+      <w:lvl w:ilvl="2">
+        <w:start w:val="1"/>
+        <w:numFmt w:val="bullet"/>
+        <w:suff w:val="tab"/>
+        <w:lvlText w:val="•"/>
+        <w:lvlJc w:val="left"/>
+        <w:pPr>
+          <w:ind w:left="1160" w:hanging="500"/>
+        </w:pPr>
+        <w:rPr>
+          <w:rFonts w:ascii="Times Roman" w:cs="Times Roman" w:hAnsi="Times Roman" w:eastAsia="Times Roman"/>
+          <w:b w:val="1"/>
+          <w:bCs w:val="1"/>
+          <w:i w:val="0"/>
+          <w:iCs w:val="0"/>
+          <w:caps w:val="0"/>
+          <w:smallCaps w:val="0"/>
+          <w:strike w:val="0"/>
+          <w:dstrike w:val="0"/>
+          <w:outline w:val="0"/>
+          <w:emboss w:val="0"/>
+          <w:imprint w:val="0"/>
+          <w:spacing w:val="0"/>
+          <w:w w:val="100"/>
+          <w:kern w:val="0"/>
+          <w:position w:val="-2"/>
+          <w:highlight w:val="none"/>
+          <w:vertAlign w:val="baseline"/>
+        </w:rPr>
+      </w:lvl>
+    </w:lvlOverride>
+    <w:lvlOverride w:ilvl="3">
+      <w:lvl w:ilvl="3">
+        <w:start w:val="1"/>
+        <w:numFmt w:val="bullet"/>
+        <w:suff w:val="tab"/>
+        <w:lvlText w:val="•"/>
+        <w:lvlJc w:val="left"/>
+        <w:pPr>
+          <w:ind w:left="1380" w:hanging="500"/>
+        </w:pPr>
+        <w:rPr>
+          <w:rFonts w:ascii="Times Roman" w:cs="Times Roman" w:hAnsi="Times Roman" w:eastAsia="Times Roman"/>
+          <w:b w:val="1"/>
+          <w:bCs w:val="1"/>
+          <w:i w:val="0"/>
+          <w:iCs w:val="0"/>
+          <w:caps w:val="0"/>
+          <w:smallCaps w:val="0"/>
+          <w:strike w:val="0"/>
+          <w:dstrike w:val="0"/>
+          <w:outline w:val="0"/>
+          <w:emboss w:val="0"/>
+          <w:imprint w:val="0"/>
+          <w:spacing w:val="0"/>
+          <w:w w:val="100"/>
+          <w:kern w:val="0"/>
+          <w:position w:val="-2"/>
+          <w:highlight w:val="none"/>
+          <w:vertAlign w:val="baseline"/>
+        </w:rPr>
+      </w:lvl>
+    </w:lvlOverride>
+    <w:lvlOverride w:ilvl="4">
+      <w:lvl w:ilvl="4">
+        <w:start w:val="1"/>
+        <w:numFmt w:val="bullet"/>
+        <w:suff w:val="tab"/>
+        <w:lvlText w:val="•"/>
+        <w:lvlJc w:val="left"/>
+        <w:pPr>
+          <w:ind w:left="1600" w:hanging="500"/>
+        </w:pPr>
+        <w:rPr>
+          <w:rFonts w:ascii="Times Roman" w:cs="Times Roman" w:hAnsi="Times Roman" w:eastAsia="Times Roman"/>
+          <w:b w:val="1"/>
+          <w:bCs w:val="1"/>
+          <w:i w:val="0"/>
+          <w:iCs w:val="0"/>
+          <w:caps w:val="0"/>
+          <w:smallCaps w:val="0"/>
+          <w:strike w:val="0"/>
+          <w:dstrike w:val="0"/>
+          <w:outline w:val="0"/>
+          <w:emboss w:val="0"/>
+          <w:imprint w:val="0"/>
+          <w:spacing w:val="0"/>
+          <w:w w:val="100"/>
+          <w:kern w:val="0"/>
+          <w:position w:val="-2"/>
+          <w:highlight w:val="none"/>
+          <w:vertAlign w:val="baseline"/>
+        </w:rPr>
+      </w:lvl>
+    </w:lvlOverride>
+    <w:lvlOverride w:ilvl="5">
+      <w:lvl w:ilvl="5">
+        <w:start w:val="1"/>
+        <w:numFmt w:val="bullet"/>
+        <w:suff w:val="tab"/>
+        <w:lvlText w:val="•"/>
+        <w:lvlJc w:val="left"/>
+        <w:pPr>
+          <w:ind w:left="1820" w:hanging="500"/>
+        </w:pPr>
+        <w:rPr>
+          <w:rFonts w:ascii="Times Roman" w:cs="Times Roman" w:hAnsi="Times Roman" w:eastAsia="Times Roman"/>
+          <w:b w:val="1"/>
+          <w:bCs w:val="1"/>
+          <w:i w:val="0"/>
+          <w:iCs w:val="0"/>
+          <w:caps w:val="0"/>
+          <w:smallCaps w:val="0"/>
+          <w:strike w:val="0"/>
+          <w:dstrike w:val="0"/>
+          <w:outline w:val="0"/>
+          <w:emboss w:val="0"/>
+          <w:imprint w:val="0"/>
+          <w:spacing w:val="0"/>
+          <w:w w:val="100"/>
+          <w:kern w:val="0"/>
+          <w:position w:val="-2"/>
+          <w:highlight w:val="none"/>
+          <w:vertAlign w:val="baseline"/>
+        </w:rPr>
+      </w:lvl>
+    </w:lvlOverride>
+    <w:lvlOverride w:ilvl="6">
+      <w:lvl w:ilvl="6">
+        <w:start w:val="1"/>
+        <w:numFmt w:val="bullet"/>
+        <w:suff w:val="tab"/>
+        <w:lvlText w:val="•"/>
+        <w:lvlJc w:val="left"/>
+        <w:pPr>
+          <w:ind w:left="2040" w:hanging="500"/>
+        </w:pPr>
+        <w:rPr>
+          <w:rFonts w:ascii="Times Roman" w:cs="Times Roman" w:hAnsi="Times Roman" w:eastAsia="Times Roman"/>
+          <w:b w:val="1"/>
+          <w:bCs w:val="1"/>
+          <w:i w:val="0"/>
+          <w:iCs w:val="0"/>
+          <w:caps w:val="0"/>
+          <w:smallCaps w:val="0"/>
+          <w:strike w:val="0"/>
+          <w:dstrike w:val="0"/>
+          <w:outline w:val="0"/>
+          <w:emboss w:val="0"/>
+          <w:imprint w:val="0"/>
+          <w:spacing w:val="0"/>
+          <w:w w:val="100"/>
+          <w:kern w:val="0"/>
+          <w:position w:val="-2"/>
+          <w:highlight w:val="none"/>
+          <w:vertAlign w:val="baseline"/>
+        </w:rPr>
+      </w:lvl>
+    </w:lvlOverride>
+    <w:lvlOverride w:ilvl="7">
+      <w:lvl w:ilvl="7">
+        <w:start w:val="1"/>
+        <w:numFmt w:val="bullet"/>
+        <w:suff w:val="tab"/>
+        <w:lvlText w:val="•"/>
+        <w:lvlJc w:val="left"/>
+        <w:pPr>
+          <w:ind w:left="2260" w:hanging="500"/>
+        </w:pPr>
+        <w:rPr>
+          <w:rFonts w:ascii="Times Roman" w:cs="Times Roman" w:hAnsi="Times Roman" w:eastAsia="Times Roman"/>
+          <w:b w:val="1"/>
+          <w:bCs w:val="1"/>
+          <w:i w:val="0"/>
+          <w:iCs w:val="0"/>
+          <w:caps w:val="0"/>
+          <w:smallCaps w:val="0"/>
+          <w:strike w:val="0"/>
+          <w:dstrike w:val="0"/>
+          <w:outline w:val="0"/>
+          <w:emboss w:val="0"/>
+          <w:imprint w:val="0"/>
+          <w:spacing w:val="0"/>
+          <w:w w:val="100"/>
+          <w:kern w:val="0"/>
+          <w:position w:val="-2"/>
+          <w:highlight w:val="none"/>
+          <w:vertAlign w:val="baseline"/>
+        </w:rPr>
+      </w:lvl>
+    </w:lvlOverride>
+    <w:lvlOverride w:ilvl="8">
+      <w:lvl w:ilvl="8">
+        <w:start w:val="1"/>
+        <w:numFmt w:val="bullet"/>
+        <w:suff w:val="tab"/>
+        <w:lvlText w:val="•"/>
+        <w:lvlJc w:val="left"/>
+        <w:pPr>
+          <w:ind w:left="2480" w:hanging="500"/>
+        </w:pPr>
+        <w:rPr>
+          <w:rFonts w:ascii="Times Roman" w:cs="Times Roman" w:hAnsi="Times Roman" w:eastAsia="Times Roman"/>
+          <w:b w:val="1"/>
+          <w:bCs w:val="1"/>
+          <w:i w:val="0"/>
+          <w:iCs w:val="0"/>
+          <w:caps w:val="0"/>
+          <w:smallCaps w:val="0"/>
+          <w:strike w:val="0"/>
+          <w:dstrike w:val="0"/>
+          <w:outline w:val="0"/>
+          <w:emboss w:val="0"/>
+          <w:imprint w:val="0"/>
+          <w:spacing w:val="0"/>
+          <w:w w:val="100"/>
+          <w:kern w:val="0"/>
+          <w:position w:val="-2"/>
+          <w:highlight w:val="none"/>
+          <w:vertAlign w:val="baseline"/>
+        </w:rPr>
+      </w:lvl>
+    </w:lvlOverride>
   </w:num>
   <w:num w:numId="12">
-    <w:abstractNumId w:val="8"/>
+    <w:abstractNumId w:val="4"/>
+    <w:lvlOverride w:ilvl="0">
+      <w:startOverride w:val="1"/>
+      <w:lvl w:ilvl="0">
+        <w:start w:val="1"/>
+        <w:numFmt w:val="decimal"/>
+        <w:suff w:val="tab"/>
+        <w:lvlText w:val="%1."/>
+        <w:lvlJc w:val="left"/>
+        <w:pPr>
+          <w:ind w:left="720" w:hanging="500"/>
+        </w:pPr>
+        <w:rPr>
+          <w:rFonts w:ascii="Times Roman" w:cs="Times Roman" w:hAnsi="Times Roman" w:eastAsia="Times Roman"/>
+          <w:b w:val="1"/>
+          <w:bCs w:val="1"/>
+          <w:i w:val="0"/>
+          <w:iCs w:val="0"/>
+          <w:caps w:val="0"/>
+          <w:smallCaps w:val="0"/>
+          <w:strike w:val="0"/>
+          <w:dstrike w:val="0"/>
+          <w:outline w:val="0"/>
+          <w:emboss w:val="0"/>
+          <w:imprint w:val="0"/>
+          <w:spacing w:val="0"/>
+          <w:w w:val="100"/>
+          <w:kern w:val="0"/>
+          <w:position w:val="0"/>
+          <w:highlight w:val="none"/>
+          <w:vertAlign w:val="baseline"/>
+        </w:rPr>
+      </w:lvl>
+    </w:lvlOverride>
+    <w:lvlOverride w:ilvl="1">
+      <w:lvl w:ilvl="1">
+        <w:start w:val="1"/>
+        <w:numFmt w:val="decimal"/>
+        <w:suff w:val="tab"/>
+        <w:lvlText w:val="%2."/>
+        <w:lvlJc w:val="left"/>
+        <w:pPr>
+          <w:ind w:left="940" w:hanging="500"/>
+        </w:pPr>
+        <w:rPr>
+          <w:rFonts w:ascii="Times Roman" w:cs="Times Roman" w:hAnsi="Times Roman" w:eastAsia="Times Roman"/>
+          <w:b w:val="1"/>
+          <w:bCs w:val="1"/>
+          <w:i w:val="0"/>
+          <w:iCs w:val="0"/>
+          <w:caps w:val="0"/>
+          <w:smallCaps w:val="0"/>
+          <w:strike w:val="0"/>
+          <w:dstrike w:val="0"/>
+          <w:outline w:val="0"/>
+          <w:emboss w:val="0"/>
+          <w:imprint w:val="0"/>
+          <w:spacing w:val="0"/>
+          <w:w w:val="100"/>
+          <w:kern w:val="0"/>
+          <w:position w:val="0"/>
+          <w:highlight w:val="none"/>
+          <w:vertAlign w:val="baseline"/>
+        </w:rPr>
+      </w:lvl>
+    </w:lvlOverride>
+    <w:lvlOverride w:ilvl="2">
+      <w:lvl w:ilvl="2">
+        <w:start w:val="1"/>
+        <w:numFmt w:val="decimal"/>
+        <w:suff w:val="tab"/>
+        <w:lvlText w:val="%3."/>
+        <w:lvlJc w:val="left"/>
+        <w:pPr>
+          <w:ind w:left="1160" w:hanging="500"/>
+        </w:pPr>
+        <w:rPr>
+          <w:rFonts w:ascii="Times Roman" w:cs="Times Roman" w:hAnsi="Times Roman" w:eastAsia="Times Roman"/>
+          <w:b w:val="1"/>
+          <w:bCs w:val="1"/>
+          <w:i w:val="0"/>
+          <w:iCs w:val="0"/>
+          <w:caps w:val="0"/>
+          <w:smallCaps w:val="0"/>
+          <w:strike w:val="0"/>
+          <w:dstrike w:val="0"/>
+          <w:outline w:val="0"/>
+          <w:emboss w:val="0"/>
+          <w:imprint w:val="0"/>
+          <w:spacing w:val="0"/>
+          <w:w w:val="100"/>
+          <w:kern w:val="0"/>
+          <w:position w:val="0"/>
+          <w:highlight w:val="none"/>
+          <w:vertAlign w:val="baseline"/>
+        </w:rPr>
+      </w:lvl>
+    </w:lvlOverride>
+    <w:lvlOverride w:ilvl="3">
+      <w:lvl w:ilvl="3">
+        <w:start w:val="1"/>
+        <w:numFmt w:val="decimal"/>
+        <w:suff w:val="tab"/>
+        <w:lvlText w:val="%4."/>
+        <w:lvlJc w:val="left"/>
+        <w:pPr>
+          <w:ind w:left="1380" w:hanging="500"/>
+        </w:pPr>
+        <w:rPr>
+          <w:rFonts w:ascii="Times Roman" w:cs="Times Roman" w:hAnsi="Times Roman" w:eastAsia="Times Roman"/>
+          <w:b w:val="1"/>
+          <w:bCs w:val="1"/>
+          <w:i w:val="0"/>
+          <w:iCs w:val="0"/>
+          <w:caps w:val="0"/>
+          <w:smallCaps w:val="0"/>
+          <w:strike w:val="0"/>
+          <w:dstrike w:val="0"/>
+          <w:outline w:val="0"/>
+          <w:emboss w:val="0"/>
+          <w:imprint w:val="0"/>
+          <w:spacing w:val="0"/>
+          <w:w w:val="100"/>
+          <w:kern w:val="0"/>
+          <w:position w:val="0"/>
+          <w:highlight w:val="none"/>
+          <w:vertAlign w:val="baseline"/>
+        </w:rPr>
+      </w:lvl>
+    </w:lvlOverride>
+    <w:lvlOverride w:ilvl="4">
+      <w:lvl w:ilvl="4">
+        <w:start w:val="1"/>
+        <w:numFmt w:val="decimal"/>
+        <w:suff w:val="tab"/>
+        <w:lvlText w:val="%5."/>
+        <w:lvlJc w:val="left"/>
+        <w:pPr>
+          <w:ind w:left="1600" w:hanging="500"/>
+        </w:pPr>
+        <w:rPr>
+          <w:rFonts w:ascii="Times Roman" w:cs="Times Roman" w:hAnsi="Times Roman" w:eastAsia="Times Roman"/>
+          <w:b w:val="1"/>
+          <w:bCs w:val="1"/>
+          <w:i w:val="0"/>
+          <w:iCs w:val="0"/>
+          <w:caps w:val="0"/>
+          <w:smallCaps w:val="0"/>
+          <w:strike w:val="0"/>
+          <w:dstrike w:val="0"/>
+          <w:outline w:val="0"/>
+          <w:emboss w:val="0"/>
+          <w:imprint w:val="0"/>
+          <w:spacing w:val="0"/>
+          <w:w w:val="100"/>
+          <w:kern w:val="0"/>
+          <w:position w:val="0"/>
+          <w:highlight w:val="none"/>
+          <w:vertAlign w:val="baseline"/>
+        </w:rPr>
+      </w:lvl>
+    </w:lvlOverride>
+    <w:lvlOverride w:ilvl="5">
+      <w:lvl w:ilvl="5">
+        <w:start w:val="1"/>
+        <w:numFmt w:val="decimal"/>
+        <w:suff w:val="tab"/>
+        <w:lvlText w:val="%6."/>
+        <w:lvlJc w:val="left"/>
+        <w:pPr>
+          <w:ind w:left="1820" w:hanging="500"/>
+        </w:pPr>
+        <w:rPr>
+          <w:rFonts w:ascii="Times Roman" w:cs="Times Roman" w:hAnsi="Times Roman" w:eastAsia="Times Roman"/>
+          <w:b w:val="1"/>
+          <w:bCs w:val="1"/>
+          <w:i w:val="0"/>
+          <w:iCs w:val="0"/>
+          <w:caps w:val="0"/>
+          <w:smallCaps w:val="0"/>
+          <w:strike w:val="0"/>
+          <w:dstrike w:val="0"/>
+          <w:outline w:val="0"/>
+          <w:emboss w:val="0"/>
+          <w:imprint w:val="0"/>
+          <w:spacing w:val="0"/>
+          <w:w w:val="100"/>
+          <w:kern w:val="0"/>
+          <w:position w:val="0"/>
+          <w:highlight w:val="none"/>
+          <w:vertAlign w:val="baseline"/>
+        </w:rPr>
+      </w:lvl>
+    </w:lvlOverride>
+    <w:lvlOverride w:ilvl="6">
+      <w:lvl w:ilvl="6">
+        <w:start w:val="1"/>
+        <w:numFmt w:val="decimal"/>
+        <w:suff w:val="tab"/>
+        <w:lvlText w:val="%7."/>
+        <w:lvlJc w:val="left"/>
+        <w:pPr>
+          <w:ind w:left="2040" w:hanging="500"/>
+        </w:pPr>
+        <w:rPr>
+          <w:rFonts w:ascii="Times Roman" w:cs="Times Roman" w:hAnsi="Times Roman" w:eastAsia="Times Roman"/>
+          <w:b w:val="1"/>
+          <w:bCs w:val="1"/>
+          <w:i w:val="0"/>
+          <w:iCs w:val="0"/>
+          <w:caps w:val="0"/>
+          <w:smallCaps w:val="0"/>
+          <w:strike w:val="0"/>
+          <w:dstrike w:val="0"/>
+          <w:outline w:val="0"/>
+          <w:emboss w:val="0"/>
+          <w:imprint w:val="0"/>
+          <w:spacing w:val="0"/>
+          <w:w w:val="100"/>
+          <w:kern w:val="0"/>
+          <w:position w:val="0"/>
+          <w:highlight w:val="none"/>
+          <w:vertAlign w:val="baseline"/>
+        </w:rPr>
+      </w:lvl>
+    </w:lvlOverride>
+    <w:lvlOverride w:ilvl="7">
+      <w:lvl w:ilvl="7">
+        <w:start w:val="1"/>
+        <w:numFmt w:val="decimal"/>
+        <w:suff w:val="tab"/>
+        <w:lvlText w:val="%8."/>
+        <w:lvlJc w:val="left"/>
+        <w:pPr>
+          <w:ind w:left="2260" w:hanging="500"/>
+        </w:pPr>
+        <w:rPr>
+          <w:rFonts w:ascii="Times Roman" w:cs="Times Roman" w:hAnsi="Times Roman" w:eastAsia="Times Roman"/>
+          <w:b w:val="1"/>
+          <w:bCs w:val="1"/>
+          <w:i w:val="0"/>
+          <w:iCs w:val="0"/>
+          <w:caps w:val="0"/>
+          <w:smallCaps w:val="0"/>
+          <w:strike w:val="0"/>
+          <w:dstrike w:val="0"/>
+          <w:outline w:val="0"/>
+          <w:emboss w:val="0"/>
+          <w:imprint w:val="0"/>
+          <w:spacing w:val="0"/>
+          <w:w w:val="100"/>
+          <w:kern w:val="0"/>
+          <w:position w:val="0"/>
+          <w:highlight w:val="none"/>
+          <w:vertAlign w:val="baseline"/>
+        </w:rPr>
+      </w:lvl>
+    </w:lvlOverride>
+    <w:lvlOverride w:ilvl="8">
+      <w:lvl w:ilvl="8">
+        <w:start w:val="1"/>
+        <w:numFmt w:val="decimal"/>
+        <w:suff w:val="tab"/>
+        <w:lvlText w:val="%9."/>
+        <w:lvlJc w:val="left"/>
+        <w:pPr>
+          <w:ind w:left="2480" w:hanging="500"/>
+        </w:pPr>
+        <w:rPr>
+          <w:rFonts w:ascii="Times Roman" w:cs="Times Roman" w:hAnsi="Times Roman" w:eastAsia="Times Roman"/>
+          <w:b w:val="1"/>
+          <w:bCs w:val="1"/>
+          <w:i w:val="0"/>
+          <w:iCs w:val="0"/>
+          <w:caps w:val="0"/>
+          <w:smallCaps w:val="0"/>
+          <w:strike w:val="0"/>
+          <w:dstrike w:val="0"/>
+          <w:outline w:val="0"/>
+          <w:emboss w:val="0"/>
+          <w:imprint w:val="0"/>
+          <w:spacing w:val="0"/>
+          <w:w w:val="100"/>
+          <w:kern w:val="0"/>
+          <w:position w:val="0"/>
+          <w:highlight w:val="none"/>
+          <w:vertAlign w:val="baseline"/>
+        </w:rPr>
+      </w:lvl>
+    </w:lvlOverride>
   </w:num>
   <w:num w:numId="13">
-    <w:abstractNumId w:val="6"/>
-    <w:lvlOverride w:ilvl="0">
-      <w:startOverride w:val="2"/>
-    </w:lvlOverride>
-  </w:num>
-  <w:num w:numId="14">
-    <w:abstractNumId w:val="6"/>
-    <w:lvlOverride w:ilvl="0">
-      <w:startOverride w:val="3"/>
-    </w:lvlOverride>
-  </w:num>
-  <w:num w:numId="15">
-    <w:abstractNumId w:val="6"/>
-    <w:lvlOverride w:ilvl="0">
-      <w:startOverride w:val="4"/>
-    </w:lvlOverride>
-  </w:num>
-  <w:num w:numId="16">
-    <w:abstractNumId w:val="6"/>
+    <w:abstractNumId w:val="4"/>
     <w:lvlOverride w:ilvl="0">
       <w:startOverride w:val="1"/>
-    </w:lvlOverride>
-  </w:num>
-  <w:num w:numId="17">
-    <w:abstractNumId w:val="6"/>
-    <w:lvlOverride w:ilvl="0">
-      <w:startOverride w:val="2"/>
-    </w:lvlOverride>
-  </w:num>
-  <w:num w:numId="18">
-    <w:abstractNumId w:val="6"/>
-    <w:lvlOverride w:ilvl="0">
-      <w:startOverride w:val="3"/>
+      <w:lvl w:ilvl="0">
+        <w:start w:val="1"/>
+        <w:numFmt w:val="decimal"/>
+        <w:suff w:val="tab"/>
+        <w:lvlText w:val="%1."/>
+        <w:lvlJc w:val="left"/>
+        <w:pPr>
+          <w:ind w:left="720" w:hanging="500"/>
+        </w:pPr>
+        <w:rPr>
+          <w:rFonts w:ascii="Times Roman" w:cs="Times Roman" w:hAnsi="Times Roman" w:eastAsia="Times Roman"/>
+          <w:b w:val="1"/>
+          <w:bCs w:val="1"/>
+          <w:i w:val="0"/>
+          <w:iCs w:val="0"/>
+          <w:caps w:val="0"/>
+          <w:smallCaps w:val="0"/>
+          <w:strike w:val="0"/>
+          <w:dstrike w:val="0"/>
+          <w:outline w:val="0"/>
+          <w:emboss w:val="0"/>
+          <w:imprint w:val="0"/>
+          <w:spacing w:val="0"/>
+          <w:w w:val="100"/>
+          <w:kern w:val="0"/>
+          <w:position w:val="0"/>
+          <w:highlight w:val="none"/>
+          <w:vertAlign w:val="baseline"/>
+        </w:rPr>
+      </w:lvl>
+    </w:lvlOverride>
+    <w:lvlOverride w:ilvl="1">
+      <w:lvl w:ilvl="1">
+        <w:start w:val="1"/>
+        <w:numFmt w:val="decimal"/>
+        <w:suff w:val="tab"/>
+        <w:lvlText w:val="%2."/>
+        <w:lvlJc w:val="left"/>
+        <w:pPr>
+          <w:ind w:left="940" w:hanging="500"/>
+        </w:pPr>
+        <w:rPr>
+          <w:rFonts w:ascii="Times Roman" w:cs="Times Roman" w:hAnsi="Times Roman" w:eastAsia="Times Roman"/>
+          <w:b w:val="1"/>
+          <w:bCs w:val="1"/>
+          <w:i w:val="0"/>
+          <w:iCs w:val="0"/>
+          <w:caps w:val="0"/>
+          <w:smallCaps w:val="0"/>
+          <w:strike w:val="0"/>
+          <w:dstrike w:val="0"/>
+          <w:outline w:val="0"/>
+          <w:emboss w:val="0"/>
+          <w:imprint w:val="0"/>
+          <w:spacing w:val="0"/>
+          <w:w w:val="100"/>
+          <w:kern w:val="0"/>
+          <w:position w:val="0"/>
+          <w:highlight w:val="none"/>
+          <w:vertAlign w:val="baseline"/>
+        </w:rPr>
+      </w:lvl>
+    </w:lvlOverride>
+    <w:lvlOverride w:ilvl="2">
+      <w:lvl w:ilvl="2">
+        <w:start w:val="1"/>
+        <w:numFmt w:val="decimal"/>
+        <w:suff w:val="tab"/>
+        <w:lvlText w:val="%3."/>
+        <w:lvlJc w:val="left"/>
+        <w:pPr>
+          <w:ind w:left="1160" w:hanging="500"/>
+        </w:pPr>
+        <w:rPr>
+          <w:rFonts w:ascii="Times Roman" w:cs="Times Roman" w:hAnsi="Times Roman" w:eastAsia="Times Roman"/>
+          <w:b w:val="1"/>
+          <w:bCs w:val="1"/>
+          <w:i w:val="0"/>
+          <w:iCs w:val="0"/>
+          <w:caps w:val="0"/>
+          <w:smallCaps w:val="0"/>
+          <w:strike w:val="0"/>
+          <w:dstrike w:val="0"/>
+          <w:outline w:val="0"/>
+          <w:emboss w:val="0"/>
+          <w:imprint w:val="0"/>
+          <w:spacing w:val="0"/>
+          <w:w w:val="100"/>
+          <w:kern w:val="0"/>
+          <w:position w:val="0"/>
+          <w:highlight w:val="none"/>
+          <w:vertAlign w:val="baseline"/>
+        </w:rPr>
+      </w:lvl>
+    </w:lvlOverride>
+    <w:lvlOverride w:ilvl="3">
+      <w:lvl w:ilvl="3">
+        <w:start w:val="1"/>
+        <w:numFmt w:val="decimal"/>
+        <w:suff w:val="tab"/>
+        <w:lvlText w:val="%4."/>
+        <w:lvlJc w:val="left"/>
+        <w:pPr>
+          <w:ind w:left="1380" w:hanging="500"/>
+        </w:pPr>
+        <w:rPr>
+          <w:rFonts w:ascii="Times Roman" w:cs="Times Roman" w:hAnsi="Times Roman" w:eastAsia="Times Roman"/>
+          <w:b w:val="1"/>
+          <w:bCs w:val="1"/>
+          <w:i w:val="0"/>
+          <w:iCs w:val="0"/>
+          <w:caps w:val="0"/>
+          <w:smallCaps w:val="0"/>
+          <w:strike w:val="0"/>
+          <w:dstrike w:val="0"/>
+          <w:outline w:val="0"/>
+          <w:emboss w:val="0"/>
+          <w:imprint w:val="0"/>
+          <w:spacing w:val="0"/>
+          <w:w w:val="100"/>
+          <w:kern w:val="0"/>
+          <w:position w:val="0"/>
+          <w:highlight w:val="none"/>
+          <w:vertAlign w:val="baseline"/>
+        </w:rPr>
+      </w:lvl>
+    </w:lvlOverride>
+    <w:lvlOverride w:ilvl="4">
+      <w:lvl w:ilvl="4">
+        <w:start w:val="1"/>
+        <w:numFmt w:val="decimal"/>
+        <w:suff w:val="tab"/>
+        <w:lvlText w:val="%5."/>
+        <w:lvlJc w:val="left"/>
+        <w:pPr>
+          <w:ind w:left="1600" w:hanging="500"/>
+        </w:pPr>
+        <w:rPr>
+          <w:rFonts w:ascii="Times Roman" w:cs="Times Roman" w:hAnsi="Times Roman" w:eastAsia="Times Roman"/>
+          <w:b w:val="1"/>
+          <w:bCs w:val="1"/>
+          <w:i w:val="0"/>
+          <w:iCs w:val="0"/>
+          <w:caps w:val="0"/>
+          <w:smallCaps w:val="0"/>
+          <w:strike w:val="0"/>
+          <w:dstrike w:val="0"/>
+          <w:outline w:val="0"/>
+          <w:emboss w:val="0"/>
+          <w:imprint w:val="0"/>
+          <w:spacing w:val="0"/>
+          <w:w w:val="100"/>
+          <w:kern w:val="0"/>
+          <w:position w:val="0"/>
+          <w:highlight w:val="none"/>
+          <w:vertAlign w:val="baseline"/>
+        </w:rPr>
+      </w:lvl>
+    </w:lvlOverride>
+    <w:lvlOverride w:ilvl="5">
+      <w:lvl w:ilvl="5">
+        <w:start w:val="1"/>
+        <w:numFmt w:val="decimal"/>
+        <w:suff w:val="tab"/>
+        <w:lvlText w:val="%6."/>
+        <w:lvlJc w:val="left"/>
+        <w:pPr>
+          <w:ind w:left="1820" w:hanging="500"/>
+        </w:pPr>
+        <w:rPr>
+          <w:rFonts w:ascii="Times Roman" w:cs="Times Roman" w:hAnsi="Times Roman" w:eastAsia="Times Roman"/>
+          <w:b w:val="1"/>
+          <w:bCs w:val="1"/>
+          <w:i w:val="0"/>
+          <w:iCs w:val="0"/>
+          <w:caps w:val="0"/>
+          <w:smallCaps w:val="0"/>
+          <w:strike w:val="0"/>
+          <w:dstrike w:val="0"/>
+          <w:outline w:val="0"/>
+          <w:emboss w:val="0"/>
+          <w:imprint w:val="0"/>
+          <w:spacing w:val="0"/>
+          <w:w w:val="100"/>
+          <w:kern w:val="0"/>
+          <w:position w:val="0"/>
+          <w:highlight w:val="none"/>
+          <w:vertAlign w:val="baseline"/>
+        </w:rPr>
+      </w:lvl>
+    </w:lvlOverride>
+    <w:lvlOverride w:ilvl="6">
+      <w:lvl w:ilvl="6">
+        <w:start w:val="1"/>
+        <w:numFmt w:val="decimal"/>
+        <w:suff w:val="tab"/>
+        <w:lvlText w:val="%7."/>
+        <w:lvlJc w:val="left"/>
+        <w:pPr>
+          <w:ind w:left="2040" w:hanging="500"/>
+        </w:pPr>
+        <w:rPr>
+          <w:rFonts w:ascii="Times Roman" w:cs="Times Roman" w:hAnsi="Times Roman" w:eastAsia="Times Roman"/>
+          <w:b w:val="1"/>
+          <w:bCs w:val="1"/>
+          <w:i w:val="0"/>
+          <w:iCs w:val="0"/>
+          <w:caps w:val="0"/>
+          <w:smallCaps w:val="0"/>
+          <w:strike w:val="0"/>
+          <w:dstrike w:val="0"/>
+          <w:outline w:val="0"/>
+          <w:emboss w:val="0"/>
+          <w:imprint w:val="0"/>
+          <w:spacing w:val="0"/>
+          <w:w w:val="100"/>
+          <w:kern w:val="0"/>
+          <w:position w:val="0"/>
+          <w:highlight w:val="none"/>
+          <w:vertAlign w:val="baseline"/>
+        </w:rPr>
+      </w:lvl>
+    </w:lvlOverride>
+    <w:lvlOverride w:ilvl="7">
+      <w:lvl w:ilvl="7">
+        <w:start w:val="1"/>
+        <w:numFmt w:val="decimal"/>
+        <w:suff w:val="tab"/>
+        <w:lvlText w:val="%8."/>
+        <w:lvlJc w:val="left"/>
+        <w:pPr>
+          <w:ind w:left="2260" w:hanging="500"/>
+        </w:pPr>
+        <w:rPr>
+          <w:rFonts w:ascii="Times Roman" w:cs="Times Roman" w:hAnsi="Times Roman" w:eastAsia="Times Roman"/>
+          <w:b w:val="1"/>
+          <w:bCs w:val="1"/>
+          <w:i w:val="0"/>
+          <w:iCs w:val="0"/>
+          <w:caps w:val="0"/>
+          <w:smallCaps w:val="0"/>
+          <w:strike w:val="0"/>
+          <w:dstrike w:val="0"/>
+          <w:outline w:val="0"/>
+          <w:emboss w:val="0"/>
+          <w:imprint w:val="0"/>
+          <w:spacing w:val="0"/>
+          <w:w w:val="100"/>
+          <w:kern w:val="0"/>
+          <w:position w:val="0"/>
+          <w:highlight w:val="none"/>
+          <w:vertAlign w:val="baseline"/>
+        </w:rPr>
+      </w:lvl>
+    </w:lvlOverride>
+    <w:lvlOverride w:ilvl="8">
+      <w:lvl w:ilvl="8">
+        <w:start w:val="1"/>
+        <w:numFmt w:val="decimal"/>
+        <w:suff w:val="tab"/>
+        <w:lvlText w:val="%9."/>
+        <w:lvlJc w:val="left"/>
+        <w:pPr>
+          <w:ind w:left="2480" w:hanging="500"/>
+        </w:pPr>
+        <w:rPr>
+          <w:rFonts w:ascii="Times Roman" w:cs="Times Roman" w:hAnsi="Times Roman" w:eastAsia="Times Roman"/>
+          <w:b w:val="1"/>
+          <w:bCs w:val="1"/>
+          <w:i w:val="0"/>
+          <w:iCs w:val="0"/>
+          <w:caps w:val="0"/>
+          <w:smallCaps w:val="0"/>
+          <w:strike w:val="0"/>
+          <w:dstrike w:val="0"/>
+          <w:outline w:val="0"/>
+          <w:emboss w:val="0"/>
+          <w:imprint w:val="0"/>
+          <w:spacing w:val="0"/>
+          <w:w w:val="100"/>
+          <w:kern w:val="0"/>
+          <w:position w:val="0"/>
+          <w:highlight w:val="none"/>
+          <w:vertAlign w:val="baseline"/>
+        </w:rPr>
+      </w:lvl>
     </w:lvlOverride>
   </w:num>
 </w:numbering>
@@ -3621,21 +4809,23 @@
       </w:numPr>
     </w:pPr>
   </w:style>
-  <w:style w:type="numbering" w:styleId="ノートテーキング">
-    <w:name w:val="ノートテーキング"/>
-    <w:pPr>
-      <w:numPr>
-        <w:numId w:val="9"/>
-      </w:numPr>
-    </w:pPr>
+  <w:style w:type="character" w:styleId="なし">
+    <w:name w:val="なし"/>
   </w:style>
-  <w:style w:type="numbering" w:styleId="ノートテーキング.0">
-    <w:name w:val="ノートテーキング.0"/>
-    <w:pPr>
-      <w:numPr>
-        <w:numId w:val="11"/>
-      </w:numPr>
-    </w:pPr>
+  <w:style w:type="character" w:styleId="Hyperlink.0">
+    <w:name w:val="Hyperlink.0"/>
+    <w:basedOn w:val="なし"/>
+    <w:next w:val="Hyperlink.0"/>
+    <w:rPr>
+      <w:outline w:val="0"/>
+      <w:color w:val="0000ee"/>
+      <w:u w:val="single"/>
+      <w14:textFill>
+        <w14:solidFill>
+          <w14:srgbClr w14:val="0000EE"/>
+        </w14:solidFill>
+      </w14:textFill>
+    </w:rPr>
   </w:style>
 </w:styles>
 </file>
